--- a/rapports/16_02_2026/DIAKHOU/coh_EQ12_sup_032101000112.docx
+++ b/rapports/16_02_2026/DIAKHOU/coh_EQ12_sup_032101000112.docx
@@ -25,7 +25,7 @@
         <w:br/>
         <w:t>Grappe: 032101000112</w:t>
         <w:br/>
-        <w:t>Date: 16/02/2026 a 12:40</w:t>
+        <w:t>Date: 16/02/2026 a 12:58</w:t>
       </w:r>
     </w:p>
     <w:p/>

--- a/rapports/16_02_2026/DIAKHOU/coh_EQ12_sup_032101000112.docx
+++ b/rapports/16_02_2026/DIAKHOU/coh_EQ12_sup_032101000112.docx
@@ -25,7 +25,7 @@
         <w:br/>
         <w:t>Grappe: 032101000112</w:t>
         <w:br/>
-        <w:t>Date: 16/02/2026 a 12:58</w:t>
+        <w:t>Date: 16/02/2026 a 13:04</w:t>
       </w:r>
     </w:p>
     <w:p/>
@@ -119,7 +119,7 @@
           </w:tcPr>
           <w:p>
             <w:r>
-              <w:t>25</w:t>
+              <w:t>24</w:t>
             </w:r>
           </w:p>
         </w:tc>
@@ -210,38 +210,6 @@
           <w:p>
             <w:r>
               <w:t>Identification et renseignements de controle</w:t>
-            </w:r>
-          </w:p>
-        </w:tc>
-        <w:tc>
-          <w:tcPr>
-            <w:tcW w:type="dxa" w:w="3324"/>
-          </w:tcPr>
-          <w:p>
-            <w:r>
-              <w:t>12</w:t>
-            </w:r>
-          </w:p>
-        </w:tc>
-      </w:tr>
-      <w:tr>
-        <w:tc>
-          <w:tcPr>
-            <w:tcW w:type="dxa" w:w="3324"/>
-          </w:tcPr>
-          <w:p>
-            <w:r>
-              <w:t>Section1</w:t>
-            </w:r>
-          </w:p>
-        </w:tc>
-        <w:tc>
-          <w:tcPr>
-            <w:tcW w:type="dxa" w:w="3324"/>
-          </w:tcPr>
-          <w:p>
-            <w:r>
-              <w:t>Caracteristiques des membres</w:t>
             </w:r>
           </w:p>
         </w:tc>
@@ -359,6 +327,38 @@
           </w:tcPr>
           <w:p>
             <w:r>
+              <w:t>Section1</w:t>
+            </w:r>
+          </w:p>
+        </w:tc>
+        <w:tc>
+          <w:tcPr>
+            <w:tcW w:type="dxa" w:w="3324"/>
+          </w:tcPr>
+          <w:p>
+            <w:r>
+              <w:t>Caracteristiques des membres</w:t>
+            </w:r>
+          </w:p>
+        </w:tc>
+        <w:tc>
+          <w:tcPr>
+            <w:tcW w:type="dxa" w:w="3324"/>
+          </w:tcPr>
+          <w:p>
+            <w:r>
+              <w:t>10</w:t>
+            </w:r>
+          </w:p>
+        </w:tc>
+      </w:tr>
+      <w:tr>
+        <w:tc>
+          <w:tcPr>
+            <w:tcW w:type="dxa" w:w="3324"/>
+          </w:tcPr>
+          <w:p>
+            <w:r>
               <w:t>Section4a</w:t>
             </w:r>
           </w:p>
@@ -379,7 +379,7 @@
           </w:tcPr>
           <w:p>
             <w:r>
-              <w:t>11</w:t>
+              <w:t>10</w:t>
             </w:r>
           </w:p>
         </w:tc>
@@ -411,7 +411,7 @@
           </w:tcPr>
           <w:p>
             <w:r>
-              <w:t>9</w:t>
+              <w:t>7</w:t>
             </w:r>
           </w:p>
         </w:tc>
@@ -443,7 +443,39 @@
           </w:tcPr>
           <w:p>
             <w:r>
-              <w:t>7</w:t>
+              <w:t>6</w:t>
+            </w:r>
+          </w:p>
+        </w:tc>
+      </w:tr>
+      <w:tr>
+        <w:tc>
+          <w:tcPr>
+            <w:tcW w:type="dxa" w:w="3324"/>
+          </w:tcPr>
+          <w:p>
+            <w:r>
+              <w:t>Section4b</w:t>
+            </w:r>
+          </w:p>
+        </w:tc>
+        <w:tc>
+          <w:tcPr>
+            <w:tcW w:type="dxa" w:w="3324"/>
+          </w:tcPr>
+          <w:p>
+            <w:r>
+              <w:t>Emploi - Activite principale</w:t>
+            </w:r>
+          </w:p>
+        </w:tc>
+        <w:tc>
+          <w:tcPr>
+            <w:tcW w:type="dxa" w:w="3324"/>
+          </w:tcPr>
+          <w:p>
+            <w:r>
+              <w:t>6</w:t>
             </w:r>
           </w:p>
         </w:tc>
@@ -466,38 +498,6 @@
           <w:p>
             <w:r>
               <w:t>Caracteristiques logement</w:t>
-            </w:r>
-          </w:p>
-        </w:tc>
-        <w:tc>
-          <w:tcPr>
-            <w:tcW w:type="dxa" w:w="3324"/>
-          </w:tcPr>
-          <w:p>
-            <w:r>
-              <w:t>7</w:t>
-            </w:r>
-          </w:p>
-        </w:tc>
-      </w:tr>
-      <w:tr>
-        <w:tc>
-          <w:tcPr>
-            <w:tcW w:type="dxa" w:w="3324"/>
-          </w:tcPr>
-          <w:p>
-            <w:r>
-              <w:t>Section4b</w:t>
-            </w:r>
-          </w:p>
-        </w:tc>
-        <w:tc>
-          <w:tcPr>
-            <w:tcW w:type="dxa" w:w="3324"/>
-          </w:tcPr>
-          <w:p>
-            <w:r>
-              <w:t>Emploi - Activite principale</w:t>
             </w:r>
           </w:p>
         </w:tc>
@@ -871,23 +871,17 @@
         <w:rPr>
           <w:sz w:val="20"/>
         </w:rPr>
-        <w:t xml:space="preserve">- Attention ! Le montant (500 Fcfa) dépensé ou reçu en cadeau pour les recharges internet ou de forfaits de données mobiles(hors appels vocaux), aucours des 30 derniers jours de  Fatou Seck est relativement faible par rapport aux autres montants depansés observés dans cette zone. Prière de corriger ou de confirmer avec le QG. </w:t>
-        <w:br/>
-        <w:t xml:space="preserve">- Les informations sur l'acte de naissance (ni Jours, ni mois et ni années) de  Amy Mbaye  manquent, s'il vous plait pouvez-vous fournir d'effort pour avoir ces informations.  Avertissement!!!  Amy Mbaye  possède un téléphone android mais dit n'avoir pas accès à l'internet, prière de confirmer cette information avec le QG ou la corriger. Incoherence! Amy Mbaye dispose d'un téléphone portable à s01q39, donc la raison évoquée ne peut pas être (ne dispose pas d'appareil). </w:t>
+        <w:t xml:space="preserve">- Les informations sur l'acte de naissance (ni Jours, ni mois et ni années) de  Amy Mbaye  manquent, s'il vous plait pouvez-vous fournir d'effort pour avoir ces informations. </w:t>
         <w:br/>
         <w:t xml:space="preserve">- Les informations sur l'acte de naissance (ni Jours, ni mois et ni années) de  Astou Ndoye  manquent, s'il vous plait pouvez-vous fournir d'effort pour avoir ces informations. </w:t>
         <w:br/>
-        <w:t xml:space="preserve">- Les informations sur l'acte de naissance (ni Jours, ni mois et ni années) de  Baye Mbaye Séne  manquent, s'il vous plait pouvez-vous fournir d'effort pour avoir ces informations. Attention ! Vous avez déclaré en s01q00 que le répondant est la personne elle-même, or Baye Mbaye Séne est trop jeune (6 ans) pour fournir des informations correctes. Prière de refaire la section 1 pour Baye Mbaye Séne en demandant à un adulte de répondre aux questions à sa place. </w:t>
+        <w:t xml:space="preserve">- Les informations sur l'acte de naissance (ni Jours, ni mois et ni années) de  Baye Mbaye Séne  manquent, s'il vous plait pouvez-vous fournir d'effort pour avoir ces informations. </w:t>
         <w:br/>
         <w:t xml:space="preserve">- Les informations sur l'acte de naissance (ni Jours, ni mois et ni années) de  Cheikh Tidiane Mbaye  manquent, s'il vous plait pouvez-vous fournir d'effort pour avoir ces informations. </w:t>
-        <w:br/>
-        <w:t xml:space="preserve">- Les informations sur l'acte de naissance (ni Jours, ni mois et ni années) de  Dame Mbaye Séne  manquent, s'il vous plait pouvez-vous fournir d'effort pour avoir ces informations. Le mois de l'enfant ( Dame Mbaye Séne ) n'est pas connu mais vous avez declaré en s01q04a le nombre de mois, prière de changer NSP au niveau de s01q03b. </w:t>
         <w:br/>
         <w:t xml:space="preserve">- Les informations sur l'acte de naissance (ni Jours, ni mois et ni années) de  Fallou Thiam  manquent, s'il vous plait pouvez-vous fournir d'effort pour avoir ces informations. </w:t>
         <w:br/>
         <w:t xml:space="preserve">- Les informations sur l'acte de naissance (ni Jours, ni mois et ni années) de  Fatou Dia Mbaye  manquent, s'il vous plait pouvez-vous fournir d'effort pour avoir ces informations. </w:t>
-        <w:br/>
-        <w:t xml:space="preserve">- Les informations sur l'acte de naissance (ni Jours, ni mois et ni années) de  Fatou Mbaye  manquent, s'il vous plait pouvez-vous fournir d'effort pour avoir ces informations. Le mois de l'enfant ( Fatou Mbaye ) n'est pas connu mais vous avez declaré en s01q04a le nombre de mois, prière de changer NSP au niveau de s01q03b. </w:t>
         <w:br/>
         <w:t xml:space="preserve">- Les informations sur l'acte de naissance (ni Jours, ni mois et ni années) de  Mame Maodo Thiam  manquent, s'il vous plait pouvez-vous fournir d'effort pour avoir ces informations. </w:t>
         <w:br/>
@@ -907,11 +901,7 @@
         <w:br/>
         <w:t xml:space="preserve">- Les informations sur l'acte de naissance (ni Jours, ni mois et ni années) de  Ndeye fatou Thiam  manquent, s'il vous plait pouvez-vous fournir d'effort pour avoir ces informations. Attention ! Vous avez déclaré en s01q00 que le répondant est la personne elle-même, or Ndeye fatou Thiam est trop jeune (10 ans) pour fournir des informations correctes. Prière de refaire la section 1 pour Ndeye fatou Thiam en demandant à un adulte de répondre aux questions à sa place. </w:t>
         <w:br/>
-        <w:t xml:space="preserve">- Les informations sur l'acte de naissance (ni Jours, ni mois et ni années) de  Ndiakhate Séne  manquent, s'il vous plait pouvez-vous fournir d'effort pour avoir ces informations.  Avertissement!!!  Ndiakhate Séne  possède un téléphone android mais dit n'avoir pas accès à l'internet, prière de confirmer cette information avec le QG ou la corriger. </w:t>
-        <w:br/>
-        <w:t xml:space="preserve">- Les informations sur l'acte de naissance (ni Jours, ni mois et ni années) de  Ndongo Mbaye  manquent, s'il vous plait pouvez-vous fournir d'effort pour avoir ces informations. Le mois de l'enfant ( Ndongo Mbaye ) n'est pas connu mais vous avez declaré en s01q04a le nombre de mois, prière de changer NSP au niveau de s01q03b. </w:t>
-        <w:br/>
-        <w:t>- Les informations sur l'acte de naissance (ni Jours, ni mois et ni années) de  Penda Mbaye  manquent, s'il vous plait pouvez-vous fournir d'effort pour avoir ces informations. Le mois de l'enfant ( Penda Mbaye ) n'est pas connu mais vous avez declaré en s01q04a le nombre de mois, prière de changer NSP au niveau de s01q03b.</w:t>
+        <w:t>- Les informations sur l'acte de naissance (ni Jours, ni mois et ni années) de  Ndiakhate Séne  manquent, s'il vous plait pouvez-vous fournir d'effort pour avoir ces informations.  Avertissement!!!  Ndiakhate Séne  possède un téléphone android mais dit n'avoir pas accès à l'internet, prière de confirmer cette information avec le QG ou la corriger.</w:t>
       </w:r>
     </w:p>
     <w:p>
@@ -936,15 +926,13 @@
         <w:br/>
         <w:t xml:space="preserve">- Dans les milieux urbains c'est peu probable de voir une école dont les élèves ou étudiants ne dépensent pas en frais d'uniformes, prière de verifier pour Fatou Seck et corriger ou confirmer avec le QG. </w:t>
         <w:br/>
-        <w:t xml:space="preserve">- Dans les milieux urbains c'est peu probable de voir une école dont les élèves ou étudiants ne dépensent pas en frais d'uniformes, prière de verifier pour Mame Maodo Thiam et corriger ou confirmer avec le QG. </w:t>
-        <w:br/>
         <w:t xml:space="preserve">- Dans les milieux urbains c'est peu probable de voir une école dont les élèves ou étudiants ne dépensent pas en frais d'uniformes, prière de verifier pour Mame Maty Séne et corriger ou confirmer avec le QG. </w:t>
         <w:br/>
-        <w:t xml:space="preserve">- Peu probable! Astou Ndoye  n'arrive pas  à comprendre un petit texte lu dans une langue locale (s02q03). Veuillez corriger ou donner des explications au QG. Peu probable! Astou Ndoye  ne sait ni lire, ni écrire, ni comprendre dans aucune des langues  (s02q01,s02q02,s02q03). Veuillez corriger ou donner des explications au QG. La raison principale que Astou Ndoye n'a pas fait des études dans une école formelle est Mansue de niveau et semble exister dans les modalités, prière de prendre attache avec le QG pour plus d'explication afin de la classer bien. </w:t>
+        <w:t xml:space="preserve">- Peu probable! Astou Ndoye  n'arrive pas  à comprendre un petit texte lu dans une langue locale (s02q03). Veuillez corriger ou donner des explications au QG. Peu probable! Astou Ndoye  ne sait ni lire, ni écrire, ni comprendre dans aucune des langues  (s02q01,s02q02,s02q03). Veuillez corriger ou donner des explications au QG. La raison principale que Astou Ndoye n'a pas fait des études dans une école formelle est Manque de niveau et semble exister dans les modalités, prière de prendre attache avec le QG pour plus d'explication afin de la classer bien. </w:t>
         <w:br/>
-        <w:t xml:space="preserve">- Peu probable! Baye Mbaye Séne  n'arrive pas  à comprendre un petit texte lu dans une langue locale (s02q03). Veuillez corriger ou donner des explications au QG. Peu probable! Baye Mbaye Séne  ne sait ni lire, ni écrire, ni comprendre dans aucune des langues  (s02q01,s02q02,s02q03). Veuillez corriger ou donner des explications au QG. La raison principale que Baye Mbaye Séne n'a pas fait des études dans une école formelle est decision parentale et semble exister dans les modalités, prière de prendre attache avec le QG pour plus d'explication afin de la classer bien. </w:t>
+        <w:t xml:space="preserve">- Peu probable! Baye Mbaye Séne  n'arrive pas  à comprendre un petit texte lu dans une langue locale (s02q03). Veuillez corriger ou donner des explications au QG. Peu probable! Baye Mbaye Séne  ne sait ni lire, ni écrire, ni comprendre dans aucune des langues  (s02q01,s02q02,s02q03). Veuillez corriger ou donner des explications au QG. </w:t>
         <w:br/>
-        <w:t xml:space="preserve">- Peu probable! Cheikh Tidiane Mbaye  n'arrive pas  à comprendre un petit texte lu dans une langue locale (s02q03). Veuillez corriger ou donner des explications au QG. Peu probable! Cheikh Tidiane Mbaye  ne sait ni lire, ni écrire, ni comprendre dans aucune des langues  (s02q01,s02q02,s02q03). Veuillez corriger ou donner des explications au QG. Peu plausible Cheikh Tidiane Mbaye fréquente au minimum le fondamental 1 mais ne sait ni lire ni comprendre la langue française, prière de corriger ou de confirmer avec le QG merci. Avertissement!! Cheikh Tidiane Mbaye fréquente au minimum la troisième année de fondamental 1 mais ne sait pas écrire, prière de corriger ou confirmer avec le QG. </w:t>
+        <w:t xml:space="preserve">- Peu probable! Cheikh Tidiane Mbaye  n'arrive pas  à comprendre un petit texte lu dans une langue locale (s02q03). Veuillez corriger ou donner des explications au QG. Avertissement!! Cheikh Tidiane Mbaye fréquente au minimum la troisième année de fondamental 1 mais ne sait pas écrire, prière de corriger ou confirmer avec le QG. Avertissement!! Cheikh Tidiane Mbaye qui sait écrire en français doit pouvoir lire en français. </w:t>
         <w:br/>
         <w:t xml:space="preserve">- Peu probable! Fatou Dia Mbaye  n'arrive pas  à comprendre un petit texte lu dans une langue locale (s02q03). Veuillez corriger ou donner des explications au QG. Peu probable! Fatou Dia Mbaye  ne sait ni lire, ni écrire, ni comprendre dans aucune des langues  (s02q01,s02q02,s02q03). Veuillez corriger ou donner des explications au QG. </w:t>
         <w:br/>
@@ -1114,7 +1102,7 @@
         <w:rPr>
           <w:sz w:val="20"/>
         </w:rPr>
-        <w:t>- Attention ! Le prix unitaire d'achat (150 Fcfa) de Aubergine   en Pièce (Grand) est relativement élevé par rapport aux autres prix observés dans cette zone. Prière de corriger ou de confirmer avec le QG. Attention ! Le prix unitaire d'achat (50 Fcfa) de Ail en Gousse (Moyen) est relativement faible par rapport aux autres prix observés dans cette zone. Prière de corriger ou de confirmer avec le QG. Avertissement!! La quantité (6 litre) du produit Huile de soja  consommée  par le ménage semble très élevé, prière de corriger ou confirmer avec le QG. Avertissement!!! Le ménage a consommé 4 Paquet Petit de Thé en sachet, cette quantité semble anormale pour une consommation des 7 derniers jours.Prière de corriger ou de confirmer avec le QG. Avertissement!! le prix unitaire (125 Fcfa) de Thé en sachet (unité: Paquet) de taille Petit est très faible ou élevé. Prière de corriger ou de confirmer avec le QG. Avertissement!!! Le ménage a consommé 8 Tas Moyen de Capitaine frais, cette quantité semble anormale pour une consommation des 7 derniers jours.Prière de corriger ou de confirmer avec le QG. Avertissement!!!Le ménage a consommé 75.5 miche de Moyen de Pain moderne (Baguette)  ce qui semble incoherent pour une consommation aucours des 7 derniers jours, prière de verifier et corriger. Attention ! Le prix unitaire d'achat (176.1905 Fcfa) de Pain moderne (Baguette) en miche (Moyen) est relativement élevé par rapport aux autres prix observés dans cette zone. Prière de corriger ou de confirmer avec le QG. Incohérence!! Dans ce ménage, chaque individus consomme par jour 8.987515 Kg  de cereale; Prière de revoir les quantités prises de ces produits.</w:t>
+        <w:t>- Attention ! Le prix unitaire d'achat (100 Fcfa) de Carotte en Tas (Petit) est relativement faible par rapport aux autres prix observés dans cette zone. Prière de corriger ou de confirmer avec le QG. Attention ! Le prix unitaire d'achat (150 Fcfa) de Aubergine   en Pièce (Grand) est relativement élevé par rapport aux autres prix observés dans cette zone. Prière de corriger ou de confirmer avec le QG. Attention ! Le prix unitaire d'achat (50 Fcfa) de Ail en Gousse (Moyen) est relativement faible par rapport aux autres prix observés dans cette zone. Prière de corriger ou de confirmer avec le QG. Avertissement!! La quantité (6 litre) du produit Huile de soja  consommée  par le ménage semble très élevé, prière de corriger ou confirmer avec le QG. Avertissement!!! Le ménage a consommé 4 Paquet Petit de Thé en sachet, cette quantité semble anormale pour une consommation des 7 derniers jours.Prière de corriger ou de confirmer avec le QG. Avertissement!! le prix unitaire (125 Fcfa) de Thé en sachet (unité: Paquet) de taille Petit est très faible ou élevé. Prière de corriger ou de confirmer avec le QG. Avertissement!!! Le ménage a consommé 8 Tas Moyen de Capitaine frais, cette quantité semble anormale pour une consommation des 7 derniers jours.Prière de corriger ou de confirmer avec le QG. Attention ! Le prix unitaire d'achat (500 Fcfa) de Capitaine frais en Tas (Moyen) est relativement faible par rapport aux autres prix observés dans cette zone. Prière de corriger ou de confirmer avec le QG. Avertissement!!!Le ménage a consommé 75.5 miche de Moyen de Pain moderne (Baguette)  ce qui semble incoherent pour une consommation aucours des 7 derniers jours, prière de verifier et corriger. Attention ! Le prix unitaire d'achat (176.1905 Fcfa) de Pain moderne (Baguette) en miche (Moyen) est relativement élevé par rapport aux autres prix observés dans cette zone. Prière de corriger ou de confirmer avec le QG. Incohérence!! Dans ce ménage, chaque individus consomme par jour 16.87801 Kg  de cereale; Prière de revoir les quantités prises de ces produits.</w:t>
       </w:r>
     </w:p>
     <w:p>
@@ -1472,7 +1460,7 @@
               <w:rPr>
                 <w:sz w:val="14"/>
               </w:rPr>
-              <w:t>EQ12_enq2</w:t>
+              <w:t>EQ12_enq4</w:t>
             </w:r>
           </w:p>
         </w:tc>
@@ -1485,7 +1473,6 @@
               <w:rPr>
                 <w:sz w:val="14"/>
               </w:rPr>
-              <w:t>Equipe12</w:t>
             </w:r>
           </w:p>
         </w:tc>
@@ -1498,7 +1485,6 @@
               <w:rPr>
                 <w:sz w:val="14"/>
               </w:rPr>
-              <w:t>Ndoumbe DIOME</w:t>
             </w:r>
           </w:p>
         </w:tc>
@@ -1511,7 +1497,6 @@
               <w:rPr>
                 <w:sz w:val="14"/>
               </w:rPr>
-              <w:t>Talla NGOM</w:t>
             </w:r>
           </w:p>
         </w:tc>
@@ -1704,48 +1689,6 @@
           <w:color w:val="4672C4"/>
           <w:sz w:val="22"/>
         </w:rPr>
-        <w:t>&gt;&gt; Section4a - Emploi</w:t>
-      </w:r>
-    </w:p>
-    <w:p>
-      <w:pPr>
-        <w:ind w:left="283"/>
-      </w:pPr>
-      <w:r>
-        <w:rPr>
-          <w:sz w:val="20"/>
-        </w:rPr>
-        <w:t>- La raison pourquoi Sokhna Thiam n'a pas travaillé au cours des 7 derniers jours est Manque de moyens et semble avoir un emploi ou exister dans les modalités, prière de de bien regarder l'emploi Sokhna Thiam  ou de prendre attache avec le QG pour plus d'explication afin de la classer bien.</w:t>
-      </w:r>
-    </w:p>
-    <w:p>
-      <w:r>
-        <w:rPr>
-          <w:b/>
-          <w:color w:val="4672C4"/>
-          <w:sz w:val="22"/>
-        </w:rPr>
-        <w:t>&gt;&gt; Section6 - Epargne et credit</w:t>
-      </w:r>
-    </w:p>
-    <w:p>
-      <w:pPr>
-        <w:ind w:left="283"/>
-      </w:pPr>
-      <w:r>
-        <w:rPr>
-          <w:sz w:val="20"/>
-        </w:rPr>
-        <w:t>- La   principale utilisation que Sokhna Thiam a fait de ce dernier crédit est Ravitaillemt et facture d’electricité et semble exister dans les modalités, prière de prendre attache avec le QG pour plus d'explication afin de la classer bien.</w:t>
-      </w:r>
-    </w:p>
-    <w:p>
-      <w:r>
-        <w:rPr>
-          <w:b/>
-          <w:color w:val="4672C4"/>
-          <w:sz w:val="22"/>
-        </w:rPr>
         <w:t>&gt;&gt; Section7b - Consommation alimentaire - 7 jours</w:t>
       </w:r>
     </w:p>
@@ -1757,7 +1700,7 @@
         <w:rPr>
           <w:sz w:val="20"/>
         </w:rPr>
-        <w:t>- Attention ! Le prix unitaire d'achat (175 Fcfa) de Pain moderne (Baguette) en miche (Moyen) est relativement élevé par rapport aux autres prix observés dans cette zone. Prière de corriger ou de confirmer avec le QG. Attention ! Le prix unitaire d'achat (200 Fcfa) de Niébé/Haricots secs en Sachets (Tres petit) est relativement élevé par rapport aux autres prix observés dans cette zone. Prière de corriger ou de confirmer avec le QG. Attention ! Le prix unitaire d'achat (25 Fcfa) de Poivre en Sachets (Tres petit) est relativement faible par rapport aux autres prix observés dans cette zone. Prière de corriger ou de confirmer avec le QG. Attention ! Le prix unitaire d'achat (37.5 Fcfa) de Cube alimentaire (Maggi, Jumbo, ) en Cube (Moyen) est relativement élevé par rapport aux autres prix observés dans cette zone. Prière de corriger ou de confirmer avec le QG. Attention ! Le prix unitaire d'achat (50 Fcfa) de Sel en Sachets (Moyen) est relativement faible par rapport aux autres prix observés dans cette zone. Prière de corriger ou de confirmer avec le QG. Attention ! Le prix unitaire d'achat (700 Fcfa) de Sucre en poudre  en Kg (taille unique) est relativement élevé par rapport aux autres prix observés dans cette zone. Prière de corriger ou de confirmer avec le QG. Avertissement!!! Le ménage a consommé 0.02 Kg taille unique de Farine de blé locale ou importée, cette quantité semble anormale pour une consommation des 7 derniers jours. prière de corriger ou de confirmer avec le QG. Incohérence!! Dans ce ménage, chaque individus consomme par jour 90.81 Kg  de cereale; Prière de revoir les quantités prises de ces produits. Attention ! Soupçons de quantité anormale! Le ménage de Sokhna Thiam avec une taille de 3 personnes a consommé .02 Kg en taille unique de Farine de blé locale ou importée qui est relativement élevé comme consommation par rapport à la condition de vie des autres ménages de même taille dans cette zone. Prière de corriger ou de confirmer avec le QG. Incohérence!! Dans ce ménage, chaque individus consomme par jour 90.81 Kg  de cereale; Prière de revoir les quantités prises de ces produits.</w:t>
+        <w:t>- Attention ! Le prix unitaire d'achat (175 Fcfa) de Pain moderne (Baguette) en miche (Moyen) est relativement élevé par rapport aux autres prix observés dans cette zone. Prière de corriger ou de confirmer avec le QG. Attention ! Le prix unitaire d'achat (200 Fcfa) de Niébé/Haricots secs en Sachets (Petit) est relativement élevé par rapport aux autres prix observés dans cette zone. Prière de corriger ou de confirmer avec le QG. Attention ! Le prix unitaire d'achat (25 Fcfa) de Poivre en Sachets (Tres petit) est relativement faible par rapport aux autres prix observés dans cette zone. Prière de corriger ou de confirmer avec le QG. Attention ! Le prix unitaire d'achat (37.5 Fcfa) de Cube alimentaire (Maggi, Jumbo, ) en Cube (Moyen) est relativement élevé par rapport aux autres prix observés dans cette zone. Prière de corriger ou de confirmer avec le QG. Attention ! Le prix unitaire d'achat (50 Fcfa) de Sel en Sachets (Moyen) est relativement faible par rapport aux autres prix observés dans cette zone. Prière de corriger ou de confirmer avec le QG. Attention ! Le prix unitaire d'achat (700 Fcfa) de Sucre en poudre  en Kg (taille unique) est relativement élevé par rapport aux autres prix observés dans cette zone. Prière de corriger ou de confirmer avec le QG. Avertissement!!! Le ménage a consommé 0.02 Kg taille unique de Farine de blé locale ou importée, cette quantité semble anormale pour une consommation des 7 derniers jours. prière de corriger ou de confirmer avec le QG. Incohérence!! Dans ce ménage, chaque individus consomme par jour 146.5838 Kg  de cereale; Prière de revoir les quantités prises de ces produits. Attention ! Soupçons de quantité anormale! Le ménage de Sokhna Thiam avec une taille de 3 personnes a consommé .02 Kg en taille unique de Farine de blé locale ou importée qui est relativement élevé comme consommation par rapport à la condition de vie des autres ménages de même taille dans cette zone. Prière de corriger ou de confirmer avec le QG. Incohérence!! Dans ce ménage, chaque individus consomme par jour 146.5838 Kg  de cereale; Prière de revoir les quantités prises de ces produits.</w:t>
       </w:r>
     </w:p>
     <w:p>
@@ -1862,13 +1805,7 @@
         <w:rPr>
           <w:sz w:val="20"/>
         </w:rPr>
-        <w:t xml:space="preserve">- Le prix de revente de l'article  Appareil TV ne doit pas être égal 0 même si le ménage l'a reçu en cadeau prière de leurs aider à faire une estimations. </w:t>
-        <w:br/>
-        <w:t xml:space="preserve">- Le prix de revente de l'article  Bonbonne de gaz ne doit pas être égal 0 même si le ménage l'a reçu en cadeau prière de leurs aider à faire une estimations. </w:t>
-        <w:br/>
-        <w:t xml:space="preserve">- Le prix de revente de l'article  Matelas simple ne doit pas être égal 0 même si le ménage l'a reçu en cadeau prière de leurs aider à faire une estimations. </w:t>
-        <w:br/>
-        <w:t>- Le prix de revente de l'article  Téléphone portable ne doit pas être égal 0 même si le ménage l'a reçu en cadeau prière de leurs aider à faire une estimations.</w:t>
+        <w:t>- Attention ! Bonbonne de gaz a été achété à 5000 Fcfa est relativement faible par rapport aux autres prix d'achat observés dans cette zone. Prière de corriger ou de confirmer avec le QG. Attention ! Bonbonne de gaz a été revendu à 5000 Fcfa qui est relativement faible par rapport aux autres prix de revente observés dans cette zone. Prière de corriger ou de confirmer avec le QG.</w:t>
       </w:r>
     </w:p>
     <w:p>
@@ -2235,27 +2172,6 @@
           <w:color w:val="4672C4"/>
           <w:sz w:val="22"/>
         </w:rPr>
-        <w:t>&gt;&gt; Section1 - Caracteristiques des membres</w:t>
-      </w:r>
-    </w:p>
-    <w:p>
-      <w:pPr>
-        <w:ind w:left="283"/>
-      </w:pPr>
-      <w:r>
-        <w:rPr>
-          <w:sz w:val="20"/>
-        </w:rPr>
-        <w:t>- Attention ! Vous avez déclaré en s01q00 que le répondant est la personne elle-même, or MASOGUI SYLLA est trop jeune (10 ans) pour fournir des informations correctes. Prière de refaire la section 1 pour MASOGUI SYLLA en demandant à un adulte de répondre aux questions à sa place.</w:t>
-      </w:r>
-    </w:p>
-    <w:p>
-      <w:r>
-        <w:rPr>
-          <w:b/>
-          <w:color w:val="4672C4"/>
-          <w:sz w:val="22"/>
-        </w:rPr>
         <w:t>&gt;&gt; Section2 - Education</w:t>
       </w:r>
     </w:p>
@@ -2267,7 +2183,7 @@
         <w:rPr>
           <w:sz w:val="20"/>
         </w:rPr>
-        <w:t xml:space="preserve">- Peu probable! MAME MAREME SYLLA  n'arrive pas  à comprendre un petit texte lu dans une langue locale (s02q03). Veuillez corriger ou donner des explications au QG. Peu probable! MAME MAREME SYLLA  ne sait ni lire, ni écrire, ni comprendre dans aucune des langues  (s02q01,s02q02,s02q03). Veuillez corriger ou donner des explications au QG.  Incohérence ! le montant payé de MAME MAREME SYLLA pour les frais de scolarité est très faible. veuillez, s'il vous plait, confirmer ces informations avec le QG ou apporter les corrections nécessaires.  Incohérence ! seulement les écoles gouvermentales paient les cotisations (Gouvernement, communauté, ONG ou organisation humanitaire). veuillez, s'il vous plait, confirmer cette information de MAME MAREME SYLLA avec le QG ou apporter les corrections nécessaires. </w:t>
+        <w:t xml:space="preserve">- Peu probable! MAME MAREME SYLLA  n'arrive pas  à comprendre un petit texte lu dans une langue locale (s02q03). Veuillez corriger ou donner des explications au QG. Peu probable! MAME MAREME SYLLA  ne sait ni lire, ni écrire, ni comprendre dans aucune des langues  (s02q01,s02q02,s02q03). Veuillez corriger ou donner des explications au QG.  Incohérence ! seulement les écoles gouvermentales paient les cotisations (Gouvernement, communauté, ONG ou organisation humanitaire). veuillez, s'il vous plait, confirmer cette information de MAME MAREME SYLLA avec le QG ou apporter les corrections nécessaires. </w:t>
         <w:br/>
         <w:t>- Peu probable! MASOGUI SYLLA  n'arrive pas  à comprendre un petit texte lu dans une langue locale (s02q03). Veuillez corriger ou donner des explications au QG. Peu probable! MASOGUI SYLLA  ne sait ni lire, ni écrire, ni comprendre dans aucune des langues  (s02q01,s02q02,s02q03). Veuillez corriger ou donner des explications au QG. La raison principale que MASOGUI SYLLA n'a pas fait des études dans une école formelle est préfère étudier le coran d'abord et semble exister dans les modalités, prière de prendre attache avec le QG pour plus d'explication afin de la classer bien.</w:t>
       </w:r>
@@ -2332,28 +2248,7 @@
         <w:rPr>
           <w:sz w:val="20"/>
         </w:rPr>
-        <w:t>- Attention ! Le prix unitaire d'achat (166.6667 Fcfa) de Pain moderne (Baguette) en miche (Moyen) est relativement élevé par rapport aux autres prix observés dans cette zone. Prière de corriger ou de confirmer avec le QG. Attention ! Le prix unitaire d'achat (200 Fcfa) de Tomate fraîche en Sachets (Petit) est relativement élevé par rapport aux autres prix observés dans cette zone. Prière de corriger ou de confirmer avec le QG. Attention ! Le prix unitaire d'achat (700 Fcfa) de Sucre en poudre  en Kg (taille unique) est relativement élevé par rapport aux autres prix observés dans cette zone. Prière de corriger ou de confirmer avec le QG. Avertissement!!! Le ménage a consommé 2 Boite (Autre que la boite/pot de tomate) Tres petit de Thé en sachet, cette quantité semble anormale pour une consommation des 7 derniers jours.Les ménages consomment géneralement en sachet ou en paquet, prière de corriger ou de confirmer avec le QG. Avertissement!!! Le ménage a consommé 8 Pièce Petit de Capitaine frais, cette quantité semble anormale pour une consommation des 7 derniers jours.Prière de corriger ou de confirmer avec le QG. Incohérence!! Dans ce ménage, chaque individus consomme par jour 56.5625 Kg  de cereale; Prière de revoir les quantités prises de ces produits.</w:t>
-      </w:r>
-    </w:p>
-    <w:p>
-      <w:r>
-        <w:rPr>
-          <w:b/>
-          <w:color w:val="4672C4"/>
-          <w:sz w:val="22"/>
-        </w:rPr>
-        <w:t>&gt;&gt; Section11 - Caracteristiques logement</w:t>
-      </w:r>
-    </w:p>
-    <w:p>
-      <w:pPr>
-        <w:ind w:left="283"/>
-      </w:pPr>
-      <w:r>
-        <w:rPr>
-          <w:sz w:val="20"/>
-        </w:rPr>
-        <w:t>- Avertissement!! Le temps mis (en heure et en minute) pour s'approvisionner en eau de boisson une fois à la source est très élevé, prière de corriger ou confirmer avec le QG. Le temps mis (en heure et en minute) pour s'approvisionner en eau de boisson une fois à la source est  5 fois plus élevé que le temps mis (en minutes) pour se rendre à la principale source d'approvisionnement en eau de boisson, prière de corriger.</w:t>
+        <w:t>- Attention ! Le prix unitaire d'achat (150 Fcfa) de Carotte en Pièce (Petit) est relativement élevé par rapport aux autres prix observés dans cette zone. Prière de corriger ou de confirmer avec le QG. Attention ! Le prix unitaire d'achat (166.6667 Fcfa) de Pain moderne (Baguette) en miche (Moyen) est relativement élevé par rapport aux autres prix observés dans cette zone. Prière de corriger ou de confirmer avec le QG. Attention ! Le prix unitaire d'achat (200 Fcfa) de Tomate fraîche en Sachets (Petit) est relativement élevé par rapport aux autres prix observés dans cette zone. Prière de corriger ou de confirmer avec le QG. Attention ! Soupçons de quantité anormale! Le ménage de SOUKEYE GUEYE avec une taille de 4 personnes a consommé 4 Sachets en Petit de Tomate fraîche qui est relativement élevé comme consommation par rapport à la condition de vie des autres ménages de même taille dans cette zone. Prière de corriger ou de confirmer avec le QG. Attention ! Le prix unitaire d'achat (25 Fcfa) de Sel en Sachets (Tres petit) est relativement faible par rapport aux autres prix observés dans cette zone. Prière de corriger ou de confirmer avec le QG. Attention ! Le prix unitaire d'achat (50 Fcfa) de Aubergine   en Morceau (Portion) (Petit) est relativement faible par rapport aux autres prix observés dans cette zone. Prière de corriger ou de confirmer avec le QG. Attention ! Le prix unitaire d'achat (700 Fcfa) de Sucre en poudre  en Kg (taille unique) est relativement élevé par rapport aux autres prix observés dans cette zone. Prière de corriger ou de confirmer avec le QG. Avertissement!!! Le ménage a consommé 2 Boite (Autre que la boite/pot de tomate) Tres petit de Thé en sachet, cette quantité semble anormale pour une consommation des 7 derniers jours.Les ménages consomment géneralement en sachet ou en paquet, prière de corriger ou de confirmer avec le QG. Avertissement!!! Le ménage a consommé 8 Pièce Petit de Capitaine frais, cette quantité semble anormale pour une consommation des 7 derniers jours.Prière de corriger ou de confirmer avec le QG. Incohérence!! Dans ce ménage, chaque individus consomme par jour 95.72321 Kg  de cereale; Prière de revoir les quantités prises de ces produits.</w:t>
       </w:r>
     </w:p>
     <w:p>
@@ -2760,9 +2655,9 @@
         <w:br/>
         <w:t xml:space="preserve">- Les informations sur l'acte de naissance (ni Jours, ni mois et ni années) de  cissé diop  manquent, s'il vous plait pouvez-vous fournir d'effort pour avoir ces informations. </w:t>
         <w:br/>
+        <w:t xml:space="preserve">- Les informations sur l'acte de naissance (ni Jours, ni mois et ni années) de  maguatte diop fall  manquent, s'il vous plait pouvez-vous fournir d'effort pour avoir ces informations. Le mois de l'enfant ( maguatte diop fall ) n'est pas connu mais vous avez declaré en s01q04a le nombre de mois, prière de changer NSP au niveau de s01q03b. </w:t>
+        <w:br/>
         <w:t xml:space="preserve">- Les informations sur l'acte de naissance (ni Jours, ni mois et ni années) de  mame diop sy  manquent, s'il vous plait pouvez-vous fournir d'effort pour avoir ces informations. </w:t>
-        <w:br/>
-        <w:t xml:space="preserve">- Les informations sur l'acte de naissance (ni Jours, ni mois et ni années) de  maquette diop fall  manquent, s'il vous plait pouvez-vous fournir d'effort pour avoir ces informations. Le mois de l'enfant ( maquette diop fall ) n'est pas connu mais vous avez declaré en s01q04a le nombre de mois, prière de changer NSP au niveau de s01q03b. </w:t>
         <w:br/>
         <w:t xml:space="preserve">- Les informations sur l'acte de naissance (ni Jours, ni mois et ni années) de  mareme diop  manquent, s'il vous plait pouvez-vous fournir d'effort pour avoir ces informations. Attention ! Vous avez déclaré en s01q00 que le répondant est la personne elle-même, or mareme diop est trop jeune (5 ans) pour fournir des informations correctes. Prière de refaire la section 1 pour mareme diop en demandant à un adulte de répondre aux questions à sa place. </w:t>
         <w:br/>
@@ -2833,27 +2728,6 @@
           <w:color w:val="4672C4"/>
           <w:sz w:val="22"/>
         </w:rPr>
-        <w:t>&gt;&gt; Section3 - Sante</w:t>
-      </w:r>
-    </w:p>
-    <w:p>
-      <w:pPr>
-        <w:ind w:left="283"/>
-      </w:pPr>
-      <w:r>
-        <w:rPr>
-          <w:sz w:val="20"/>
-        </w:rPr>
-        <w:t>- Le principal problème de santé que thioro diop a eu est maux de ventre et semble exister dans les modalités, prière de prendre attache avec le QG pour plus d'explication afin de la classer bien.</w:t>
-      </w:r>
-    </w:p>
-    <w:p>
-      <w:r>
-        <w:rPr>
-          <w:b/>
-          <w:color w:val="4672C4"/>
-          <w:sz w:val="22"/>
-        </w:rPr>
         <w:t>&gt;&gt; Section4a - Emploi</w:t>
       </w:r>
     </w:p>
@@ -2900,7 +2774,7 @@
         <w:rPr>
           <w:sz w:val="20"/>
         </w:rPr>
-        <w:t>- Attention ! Le prix unitaire d'achat (100 Fcfa) de Citron en Pièce (Moyen) est relativement élevé par rapport aux autres prix observés dans cette zone. Prière de corriger ou de confirmer avec le QG. Attention ! Le prix unitaire d'achat (150 Fcfa) de Carotte en Pièce (Moyen) est relativement élevé par rapport aux autres prix observés dans cette zone. Prière de corriger ou de confirmer avec le QG. Attention ! Le prix unitaire d'achat (150 Fcfa) de Poivron frais en Pièce (Moyen) est relativement élevé par rapport aux autres prix observés dans cette zone. Prière de corriger ou de confirmer avec le QG. Attention ! Le prix unitaire d'achat (200 Fcfa) de Ail en Gousse (Moyen) est relativement élevé par rapport aux autres prix observés dans cette zone. Prière de corriger ou de confirmer avec le QG. Attention ! Le prix unitaire d'achat (200 Fcfa) de Sel en Sachets (Moyen) est relativement élevé par rapport aux autres prix observés dans cette zone. Prière de corriger ou de confirmer avec le QG. Attention ! Le prix unitaire d'achat (50 Fcfa) de Cube alimentaire (Maggi, Jumbo, ) en Cube (Moyen) est relativement élevé par rapport aux autres prix observés dans cette zone. Prière de corriger ou de confirmer avec le QG. Attention ! Le prix unitaire d'achat (700 Fcfa) de Sucre en poudre  en Kg (taille unique) est relativement élevé par rapport aux autres prix observés dans cette zone. Prière de corriger ou de confirmer avec le QG. Avertissement!! La quantité (7 litre) du produit Huile de soja  consommée  par le ménage semble très élevé, prière de corriger ou confirmer avec le QG.</w:t>
+        <w:t>- Attention ! Le prix unitaire d'achat (150 Fcfa) de Carotte en Pièce (Moyen) est relativement élevé par rapport aux autres prix observés dans cette zone. Prière de corriger ou de confirmer avec le QG. Attention ! Le prix unitaire d'achat (150 Fcfa) de Poivron frais en Pièce (Moyen) est relativement élevé par rapport aux autres prix observés dans cette zone. Prière de corriger ou de confirmer avec le QG. Attention ! Le prix unitaire d'achat (200 Fcfa) de Ail en Gousse (Moyen) est relativement élevé par rapport aux autres prix observés dans cette zone. Prière de corriger ou de confirmer avec le QG. Attention ! Le prix unitaire d'achat (200 Fcfa) de Sel en Sachets (Moyen) est relativement élevé par rapport aux autres prix observés dans cette zone. Prière de corriger ou de confirmer avec le QG. Attention ! Le prix unitaire d'achat (50 Fcfa) de Cube alimentaire (Maggi, Jumbo, ) en Cube (Moyen) est relativement élevé par rapport aux autres prix observés dans cette zone. Prière de corriger ou de confirmer avec le QG. Attention ! Le prix unitaire d'achat (700 Fcfa) de Sucre en poudre  en Kg (taille unique) est relativement élevé par rapport aux autres prix observés dans cette zone. Prière de corriger ou de confirmer avec le QG. Avertissement!! La quantité (7 litre) du produit Huile de soja  consommée  par le ménage semble très élevé, prière de corriger ou confirmer avec le QG.</w:t>
       </w:r>
     </w:p>
     <w:p>
@@ -3006,27 +2880,6 @@
           <w:sz w:val="20"/>
         </w:rPr>
         <w:t>- Avertissement!! Le ménage n'a été négativement affecté par aucun des problèmes donnés dans la section 14. Confirmez vous cette information avec le QG?</w:t>
-      </w:r>
-    </w:p>
-    <w:p>
-      <w:r>
-        <w:rPr>
-          <w:b/>
-          <w:color w:val="4672C4"/>
-          <w:sz w:val="22"/>
-        </w:rPr>
-        <w:t>&gt;&gt; Section15 - Filets sociaux</w:t>
-      </w:r>
-    </w:p>
-    <w:p>
-      <w:pPr>
-        <w:ind w:left="283"/>
-      </w:pPr>
-      <w:r>
-        <w:rPr>
-          <w:sz w:val="20"/>
-        </w:rPr>
-        <w:t>- Avertissement!! Aucun membre dans ce ménage n'a entendu parler d'aucun programme de la section 15, prière de confirmer ce cas avec le QG.</w:t>
       </w:r>
     </w:p>
     <w:p>
@@ -3406,13 +3259,13 @@
         </w:rPr>
         <w:t xml:space="preserve">- Les informations sur l'acte de naissance (ni Jours, ni mois et ni années) de  awa kassé  manquent, s'il vous plait pouvez-vous fournir d'effort pour avoir ces informations. Le mois de l'enfant ( awa kassé ) n'est pas connu mais vous avez declaré en s01q04a le nombre de mois, prière de changer NSP au niveau de s01q03b. </w:t>
         <w:br/>
-        <w:t xml:space="preserve">- Les informations sur l'acte de naissance (ni Jours, ni mois et ni années) de  diaba dioum  manquent, s'il vous plait pouvez-vous fournir d'effort pour avoir ces informations. Attention ! Le montant (500 Fcfa) dépensé ou reçu en cadeau pour les recharges internet ou de forfaits de données mobiles(hors appels vocaux), aucours des 30 derniers jours de  diaba dioum est relativement faible par rapport aux autres montants depansés observés dans cette zone. Prière de corriger ou de confirmer avec le QG. </w:t>
+        <w:t xml:space="preserve">- Les informations sur l'acte de naissance (ni Jours, ni mois et ni années) de  diaba dioum  manquent, s'il vous plait pouvez-vous fournir d'effort pour avoir ces informations. </w:t>
         <w:br/>
         <w:t xml:space="preserve">- Les informations sur l'acte de naissance (ni Jours, ni mois et ni années) de  diaba sokhna  manquent, s'il vous plait pouvez-vous fournir d'effort pour avoir ces informations. </w:t>
         <w:br/>
         <w:t xml:space="preserve">- Les informations sur l'acte de naissance (ni Jours, ni mois et ni années) de  khadim dioum  manquent, s'il vous plait pouvez-vous fournir d'effort pour avoir ces informations. </w:t>
         <w:br/>
-        <w:t xml:space="preserve">- Les informations sur l'acte de naissance (ni Jours, ni mois et ni années) de  khady dioum  manquent, s'il vous plait pouvez-vous fournir d'effort pour avoir ces informations. Attention ! Le montant (500 Fcfa) dépensé ou reçu en cadeau pour les recharges internet ou de forfaits de données mobiles(hors appels vocaux), aucours des 30 derniers jours de  khady dioum est relativement faible par rapport aux autres montants depansés observés dans cette zone. Prière de corriger ou de confirmer avec le QG. </w:t>
+        <w:t xml:space="preserve">- Les informations sur l'acte de naissance (ni Jours, ni mois et ni années) de  khady dioum  manquent, s'il vous plait pouvez-vous fournir d'effort pour avoir ces informations. </w:t>
         <w:br/>
         <w:t xml:space="preserve">- Les informations sur l'acte de naissance (ni Jours, ni mois et ni années) de  kiné kassé  manquent, s'il vous plait pouvez-vous fournir d'effort pour avoir ces informations. </w:t>
         <w:br/>
@@ -3499,7 +3352,7 @@
         <w:rPr>
           <w:sz w:val="20"/>
         </w:rPr>
-        <w:t>- Attention ! Le prix unitaire d'achat (150 Fcfa) de Ail en Gousse (Moyen) est relativement élevé par rapport aux autres prix observés dans cette zone. Prière de corriger ou de confirmer avec le QG. Avertissement!! La quantité (3.5 litre) du produit Huile de soja  consommée  par le ménage semble très élevé, prière de corriger ou confirmer avec le QG.</w:t>
+        <w:t>- Attention ! Le prix unitaire d'achat (150 Fcfa) de Ail en Gousse (Moyen) est relativement élevé par rapport aux autres prix observés dans cette zone. Prière de corriger ou de confirmer avec le QG. Avertissement!! La quantité (3.5 litre) du produit Huile de soja  consommée  par le ménage semble très élevé, prière de corriger ou confirmer avec le QG. Incohérence!! Dans ce ménage, chaque individus consomme par jour .8125 Kg  de cereale; Prière de revoir les quantités prises de ces produits.</w:t>
       </w:r>
     </w:p>
     <w:p>
@@ -3768,7 +3621,7 @@
               <w:rPr>
                 <w:sz w:val="14"/>
               </w:rPr>
-              <w:t>EQ12_enq1</w:t>
+              <w:t>EQ12_enq4</w:t>
             </w:r>
           </w:p>
         </w:tc>
@@ -3781,7 +3634,6 @@
               <w:rPr>
                 <w:sz w:val="14"/>
               </w:rPr>
-              <w:t>Equipe12</w:t>
             </w:r>
           </w:p>
         </w:tc>
@@ -3794,7 +3646,6 @@
               <w:rPr>
                 <w:sz w:val="14"/>
               </w:rPr>
-              <w:t>Alouise DIENG</w:t>
             </w:r>
           </w:p>
         </w:tc>
@@ -3807,7 +3658,6 @@
               <w:rPr>
                 <w:sz w:val="14"/>
               </w:rPr>
-              <w:t>Talla NGOM</w:t>
             </w:r>
           </w:p>
         </w:tc>
@@ -3977,7 +3827,7 @@
         <w:br/>
         <w:t xml:space="preserve">- Les informations sur l'acte de naissance (ni Jours, ni mois et ni années) de  matar Mbaye  manquent, s'il vous plait pouvez-vous fournir d'effort pour avoir ces informations. </w:t>
         <w:br/>
-        <w:t xml:space="preserve">- Les informations sur l'acte de naissance (ni Jours, ni mois et ni années) de  mbacké mbaye  manquent, s'il vous plait pouvez-vous fournir d'effort pour avoir ces informations. Attention ! Le montant (500 Fcfa) dépensé ou reçu en cadeau pour les recharges internet ou de forfaits de données mobiles(hors appels vocaux), aucours des 30 derniers jours de  mbacké mbaye est relativement faible par rapport aux autres montants depansés observés dans cette zone. Prière de corriger ou de confirmer avec le QG. </w:t>
+        <w:t xml:space="preserve">- Les informations sur l'acte de naissance (ni Jours, ni mois et ni années) de  mbacké mbaye  manquent, s'il vous plait pouvez-vous fournir d'effort pour avoir ces informations. </w:t>
         <w:br/>
         <w:t xml:space="preserve">- Les informations sur l'acte de naissance (ni Jours, ni mois et ni années) de  modou Mbaye  manquent, s'il vous plait pouvez-vous fournir d'effort pour avoir ces informations. </w:t>
         <w:br/>
@@ -4136,7 +3986,7 @@
         <w:rPr>
           <w:sz w:val="20"/>
         </w:rPr>
-        <w:t>- Attention ! Le prix unitaire d'achat (100 Fcfa) de Silure fumé en Morceau (Portion) (Petit) est relativement faible par rapport aux autres prix observés dans cette zone. Prière de corriger ou de confirmer avec le QG. Attention ! Le prix unitaire d'achat (700 Fcfa) de Sucre en poudre  en Kg (taille unique) est relativement élevé par rapport aux autres prix observés dans cette zone. Prière de corriger ou de confirmer avec le QG. Avertissement!! La quantité (5 litre) du produit Huile de soja  consommée  par le ménage semble très élevé, prière de corriger ou confirmer avec le QG. Incohérence!! Dans ce ménage, chaque individus consomme par jour .5612245 Kg  de cereale; Prière de revoir les quantités prises de ces produits.</w:t>
+        <w:t>- Attention ! Le prix unitaire d'achat (100 Fcfa) de Silure fumé en Morceau (Portion) (Petit) est relativement faible par rapport aux autres prix observés dans cette zone. Prière de corriger ou de confirmer avec le QG. Attention ! Le prix unitaire d'achat (700 Fcfa) de Sucre en poudre  en Kg (taille unique) est relativement élevé par rapport aux autres prix observés dans cette zone. Prière de corriger ou de confirmer avec le QG. Avertissement!! La quantité (5 litre) du produit Huile de soja  consommée  par le ménage semble très élevé, prière de corriger ou confirmer avec le QG. Incohérence!! Dans ce ménage, chaque individus consomme par jour 28.11286 Kg  de cereale; Prière de revoir les quantités prises de ces produits.</w:t>
       </w:r>
     </w:p>
     <w:p>
@@ -4157,9 +4007,9 @@
         <w:rPr>
           <w:sz w:val="20"/>
         </w:rPr>
-        <w:t xml:space="preserve">- L'entreprise production et vente de fondé dit avoir réçu une somme sur la vente de ces produits transformés (s10q48 est differnt de 0) mais n'a depensé aucune somme sur l'achat des matières premières (s10q49==0), prière de fournir de l'effort pour estimer le montant obtenu en achat de matières premières. L'entreprise production et vente de fondé est généralement une entreprise commerciale ou de service dont elle ne depense pas en achat de matières premières.Elle ne transforme pas de produit donc ne peut pas obtenir un montant sur la vente des produits transformés (10.48 ou 10.49). Prière de mettre 0 pour ces questions si elles ne font pas de transformation. </w:t>
+        <w:t xml:space="preserve">- Le montant dépensé de L'entreprise vente d’eau pour l'achat de ces marchandises revendues en état, sans transformation ne peut être supérieur aux montants obtenus sur la revente de marchandises achetées et revendues en état au cours des 30 derniers jours ou durant le dernier mois où l'entreprise a fonctionné (s10q47 &gt; s10q46), prière de corriger. </w:t>
         <w:br/>
-        <w:t xml:space="preserve">- Le montant dépensé de L'entreprise vente d’eau pour l'achat de ces marchandises revendues en état, sans transformation ne peut être supérieur aux montants obtenus sur la revente de marchandises achetées et revendues en état au cours des 30 derniers jours ou durant le dernier mois où l'entreprise a fonctionné (s10q47 &gt; s10q46), prière de corriger. </w:t>
+        <w:t xml:space="preserve">- Le montant dépensé de l'entreprise production et vente de fondé en achat de matières premières pour les produits vendus au cours des 30 derniers jours ou durant le dernier mois où l'entreprise a fonctionné ne peut pas être supéreur aux montants obtenus sur la vente de produits transformés par l'entreprise au cours de cette même période où l'entreprise a fonctionné (s10q49 &gt; s10q48), prière de corriger. </w:t>
         <w:br/>
         <w:t>- Le montant dépensé de l'entreprise production et vente de fondé en achat de matières premières pour les produits vendus au cours des 30 derniers jours ou durant le dernier mois où l'entreprise a fonctionné ne peut pas être supéreur aux montants obtenus sur la vente de produits transformés par l'entreprise au cours de cette même période où l'entreprise a fonctionné (s10q49 &gt; s10q48), prière de corriger. L'entreprise production et vente de fondé est généralement une entreprise commerciale ou de service dont elle ne depense pas en achat de matières premières.Elle ne transforme pas de produit donc ne peut pas obtenir un montant sur la vente des produits transformés (10.48 ou 10.49). Prière de mettre 0 pour ces questions si elles ne font pas de transformation.</w:t>
       </w:r>
@@ -4581,15 +4431,7 @@
         <w:rPr>
           <w:sz w:val="20"/>
         </w:rPr>
-        <w:t xml:space="preserve">- Avertissement!!!  ELHADJI SYLLA DIASSE  ne possède pas le téléphone android, n'utilise régulièrement pas un téléphone appartenant à une autre personne mais a accès à l'internet, merci de confirmer cette information avec le QG. </w:t>
-        <w:br/>
-        <w:t xml:space="preserve">-  Avertissement!!!  THIORO DIASSE  possède un téléphone android mais dit n'avoir pas accès à l'internet, prière de confirmer cette information avec le QG ou la corriger. </w:t>
-        <w:br/>
-        <w:t xml:space="preserve">- Attention ! Le montant (3500 Fcfa) dépensé ou reçu en cadeau pour les recharges internet ou de forfaits de données mobiles(hors appels vocaux), aucours des 30 derniers jours de  NDEYE MAREME SYLLA est relativement élevé par rapport aux autres montants depansés observés dans cette zone. Prière de corriger ou de confirmer avec le QG. </w:t>
-        <w:br/>
-        <w:t xml:space="preserve">- Attention ! Le montant (5000 Fcfa) dépensé ou reçu en cadeau pour les cartes prépayées, les transferts de crédit et les abonnements de  AIDA THIAM est relativement élevé par rapport aux autres montants depansés observés dans cette zone. Prière de corriger ou de confirmer avec le QG. Attention ! Le montant (5000 Fcfa) dépensé ou reçu en cadeau pour les recharges internet ou de forfaits de données mobiles(hors appels vocaux), aucours des 30 derniers jours de  AIDA THIAM est relativement élevé par rapport aux autres montants depansés observés dans cette zone. Prière de corriger ou de confirmer avec le QG. </w:t>
-        <w:br/>
-        <w:t xml:space="preserve">- Attention ! Vous avez déclaré en s01q00 que le répondant est la personne elle-même, or MOR DIASSE est trop jeune (8 ans) pour fournir des informations correctes. Prière de refaire la section 1 pour MOR DIASSE en demandant à un adulte de répondre aux questions à sa place. </w:t>
+        <w:t xml:space="preserve">- Avertissement!!!  THIORO DIASSE  possède un téléphone android mais dit n'avoir pas accès à l'internet, prière de confirmer cette information avec le QG ou la corriger. </w:t>
         <w:br/>
         <w:t>- Les informations sur l'acte de naissance (ni Jours, ni mois et ni années) de  BAYE MOR GUEYE  manquent, s'il vous plait pouvez-vous fournir d'effort pour avoir ces informations.</w:t>
       </w:r>
@@ -4614,25 +4456,17 @@
         </w:rPr>
         <w:t xml:space="preserve">- Peu probable! AIDA THIAM  n'arrive pas  à comprendre un petit texte lu dans une langue locale (s02q03). Veuillez corriger ou donner des explications au QG. Peu probable! AIDA THIAM  ne sait ni lire, ni écrire, ni comprendre dans aucune des langues  (s02q01,s02q02,s02q03). Veuillez corriger ou donner des explications au QG. </w:t>
         <w:br/>
-        <w:t xml:space="preserve">- Peu probable! ARAME NIANG  n'arrive pas  à comprendre un petit texte lu dans une langue locale (s02q03). Veuillez corriger ou donner des explications au QG. La raison principale que ARAME NIANG n'a pas été à l'école entre 2024/2025 est elle a quitter l'école depuis 10 ans et semble exister dans les modalités, prière de prendre attache avec le QG pour plus d'explication afin de la classer bien. </w:t>
-        <w:br/>
         <w:t xml:space="preserve">- Peu probable! BAYE MODOU DIASSE  n'arrive pas  à comprendre un petit texte lu dans une langue locale (s02q03). Veuillez corriger ou donner des explications au QG. Dans les milieux urbains c'est peu probable de voir une école dont les élèves ou étudiants ne dépensent pas en frais d'uniformes, prière de verifier pour BAYE MODOU DIASSE et corriger ou confirmer avec le QG. </w:t>
-        <w:br/>
-        <w:t xml:space="preserve">- Peu probable! BAYE MOR GUEYE  n'arrive pas  à comprendre un petit texte lu dans une langue locale (s02q03). Veuillez corriger ou donner des explications au QG. </w:t>
         <w:br/>
         <w:t xml:space="preserve">- Peu probable! DAOUDA DIASSE  n'arrive pas  à comprendre un petit texte lu dans une langue locale (s02q03). Veuillez corriger ou donner des explications au QG. </w:t>
         <w:br/>
         <w:t xml:space="preserve">- Peu probable! ELHADJI SYLLA DIASSE  n'arrive pas  à comprendre un petit texte lu dans une langue locale (s02q03). Veuillez corriger ou donner des explications au QG. </w:t>
         <w:br/>
-        <w:t xml:space="preserve">- Peu probable! KINE DIASSE  n'arrive pas  à comprendre un petit texte lu dans une langue locale (s02q03). Veuillez corriger ou donner des explications au QG. Peu probable! KINE DIASSE  ne sait ni lire, ni écrire, ni comprendre dans aucune des langues  (s02q01,s02q02,s02q03). Veuillez corriger ou donner des explications au QG.  Incohérence ! le montant payé de KINE DIASSE pour les frais de scolarité est très faible. veuillez, s'il vous plait, confirmer ces informations avec le QG ou apporter les corrections nécessaires.  Incohérence ! seulement les écoles gouvermentales paient les cotisations (Gouvernement, communauté, ONG ou organisation humanitaire). veuillez, s'il vous plait, confirmer cette information de KINE DIASSE avec le QG ou apporter les corrections nécessaires. </w:t>
-        <w:br/>
-        <w:t xml:space="preserve">- Peu probable! MAME DIARRA GUEYE  n'arrive pas  à comprendre un petit texte lu dans une langue locale (s02q03). Veuillez corriger ou donner des explications au QG.  Incohérence ! le montant payé de MAME DIARRA GUEYE pour les frais de scolarité est très faible. veuillez, s'il vous plait, confirmer ces informations avec le QG ou apporter les corrections nécessaires. </w:t>
+        <w:t xml:space="preserve">- Peu probable! KINE DIASSE  n'arrive pas  à comprendre un petit texte lu dans une langue locale (s02q03). Veuillez corriger ou donner des explications au QG. Peu probable! KINE DIASSE  ne sait ni lire, ni écrire, ni comprendre dans aucune des langues  (s02q01,s02q02,s02q03). Veuillez corriger ou donner des explications au QG.  Incohérence ! seulement les écoles gouvermentales paient les cotisations (Gouvernement, communauté, ONG ou organisation humanitaire). veuillez, s'il vous plait, confirmer cette information de KINE DIASSE avec le QG ou apporter les corrections nécessaires. </w:t>
         <w:br/>
         <w:t xml:space="preserve">- Peu probable! MOR DIASSE  n'arrive pas  à comprendre un petit texte lu dans une langue locale (s02q03). Veuillez corriger ou donner des explications au QG. </w:t>
         <w:br/>
-        <w:t xml:space="preserve">- Peu probable! NDEYE MAREME SYLLA  n'arrive pas  à comprendre un petit texte lu dans une langue locale (s02q03). Veuillez corriger ou donner des explications au QG. La raison principale que NDEYE MAREME SYLLA n'a pas été à l'école entre 2024/2025 est elle a quitté l'école depuis plus de 20 ans et semble exister dans les modalités, prière de prendre attache avec le QG pour plus d'explication afin de la classer bien. </w:t>
-        <w:br/>
-        <w:t>- Peu probable! THIORO DIASSE  n'arrive pas  à comprendre un petit texte lu dans une langue locale (s02q03). Veuillez corriger ou donner des explications au QG.  Incohérence ! le montant payé de THIORO DIASSE pour les frais de scolarité est très faible. veuillez, s'il vous plait, confirmer ces informations avec le QG ou apporter les corrections nécessaires.</w:t>
+        <w:t>- Peu probable! NDEYE MAREME SYLLA  n'arrive pas  à comprendre un petit texte lu dans une langue locale (s02q03). Veuillez corriger ou donner des explications au QG.</w:t>
       </w:r>
     </w:p>
     <w:p>
@@ -4703,7 +4537,7 @@
         <w:rPr>
           <w:sz w:val="20"/>
         </w:rPr>
-        <w:t>- Attention ! Le prix unitaire d'achat (200 Fcfa) de Ail en Sachets (Petit) est relativement élevé par rapport aux autres prix observés dans cette zone. Prière de corriger ou de confirmer avec le QG. Attention ! Le prix unitaire d'achat (200 Fcfa) de Niébé/Haricots secs en Sachets (Petit) est relativement élevé par rapport aux autres prix observés dans cette zone. Prière de corriger ou de confirmer avec le QG. Attention ! Le prix unitaire d'achat (250 Fcfa) de Poireau en Tas (Petit) est relativement élevé par rapport aux autres prix observés dans cette zone. Prière de corriger ou de confirmer avec le QG. Attention ! Le prix unitaire d'achat (250 Fcfa) de Poivron frais en Tas (Petit) est relativement élevé par rapport aux autres prix observés dans cette zone. Prière de corriger ou de confirmer avec le QG. Attention ! Le prix unitaire d'achat (33.33333 Fcfa) de Citron en Pièce (Moyen) est relativement faible par rapport aux autres prix observés dans cette zone. Prière de corriger ou de confirmer avec le QG. Attention ! Le prix unitaire d'achat (400 Fcfa) de Tomate fraîche en Sachets (Petit) est relativement élevé par rapport aux autres prix observés dans cette zone. Prière de corriger ou de confirmer avec le QG. Attention ! Le prix unitaire d'achat (500 Fcfa) de Oignon frais en Kg (taille unique) est relativement faible par rapport aux autres prix observés dans cette zone. Prière de corriger ou de confirmer avec le QG. Attention ! Le prix unitaire d'achat (650 Fcfa) de Sucre en poudre  en Kg (taille unique) est relativement élevé par rapport aux autres prix observés dans cette zone. Prière de corriger ou de confirmer avec le QG. Attention ! Le prix unitaire d'achat (6666.667 Fcfa) de Viande de poulet entier en Pièce (Moyen) est relativement élevé par rapport aux autres prix observés dans cette zone. Prière de corriger ou de confirmer avec le QG. Attention ! Le prix unitaire d'achat (75 Fcfa) de Soumbala (moutarde africaine) en Sachets (Tres petit) est relativement élevé par rapport aux autres prix observés dans cette zone. Prière de corriger ou de confirmer avec le QG. Attention ! Le prix unitaire d'achat (800 Fcfa) de Carpe séchée en Morceau (Portion) (Tres petit) est relativement élevé par rapport aux autres prix observés dans cette zone. Prière de corriger ou de confirmer avec le QG. Avertissement!! La quantité (4 litre) du produit Huile de soja  consommée  par le ménage semble très élevé, prière de corriger ou confirmer avec le QG. Incohérence!! Dans ce ménage, chaque individus consomme par jour 20.36395 Kg  de cereale; Prière de revoir les quantités prises de ces produits. Incohérence!! Dans ce ménage, chaque individus consomme par jour 20.36395 Kg  de cereale; Prière de revoir les quantités prises de ces produits.</w:t>
+        <w:t>- Attention ! Le prix unitaire d'achat (100 Fcfa) de Autres légumes en feuilles en Sachets (Petit) est relativement élevé par rapport aux autres prix observés dans cette zone. Prière de corriger ou de confirmer avec le QG. Attention ! Le prix unitaire d'achat (200 Fcfa) de Ail en Sachets (Petit) est relativement élevé par rapport aux autres prix observés dans cette zone. Prière de corriger ou de confirmer avec le QG. Attention ! Le prix unitaire d'achat (200 Fcfa) de Niébé/Haricots secs en Sachets (Petit) est relativement élevé par rapport aux autres prix observés dans cette zone. Prière de corriger ou de confirmer avec le QG. Attention ! Le prix unitaire d'achat (2000 Fcfa) de Chocolat pâte à tartiner en Pot (Petit) est relativement élevé par rapport aux autres prix observés dans cette zone. Prière de corriger ou de confirmer avec le QG. Attention ! Le prix unitaire d'achat (250 Fcfa) de Courge en Morceau (Portion) (Moyen) est relativement élevé par rapport aux autres prix observés dans cette zone. Prière de corriger ou de confirmer avec le QG. Attention ! Le prix unitaire d'achat (250 Fcfa) de Poireau en Tas (Petit) est relativement élevé par rapport aux autres prix observés dans cette zone. Prière de corriger ou de confirmer avec le QG. Attention ! Le prix unitaire d'achat (250 Fcfa) de Poivron frais en Tas (Petit) est relativement élevé par rapport aux autres prix observés dans cette zone. Prière de corriger ou de confirmer avec le QG. Attention ! Le prix unitaire d'achat (400 Fcfa) de Tomate fraîche en Sachets (Petit) est relativement élevé par rapport aux autres prix observés dans cette zone. Prière de corriger ou de confirmer avec le QG. Attention ! Le prix unitaire d'achat (500 Fcfa) de Oignon frais en Kg (taille unique) est relativement faible par rapport aux autres prix observés dans cette zone. Prière de corriger ou de confirmer avec le QG. Attention ! Le prix unitaire d'achat (650 Fcfa) de Sucre en poudre  en Kg (taille unique) est relativement élevé par rapport aux autres prix observés dans cette zone. Prière de corriger ou de confirmer avec le QG. Attention ! Soupçons de quantité anormale! Le ménage de AIDA THIAM avec une taille de 13 personnes a consommé 7 Kg en taille unique de Sucre en poudre  qui est relativement élevé comme consommation par rapport à la condition de vie des autres ménages de même taille dans cette zone. Prière de corriger ou de confirmer avec le QG. Attention ! Le prix unitaire d'achat (6666.667 Fcfa) de Viande de poulet entier en Pièce (Moyen) est relativement élevé par rapport aux autres prix observés dans cette zone. Prière de corriger ou de confirmer avec le QG. Attention ! Le prix unitaire d'achat (800 Fcfa) de Carpe séchée en Morceau (Portion) (Tres petit) est relativement élevé par rapport aux autres prix observés dans cette zone. Prière de corriger ou de confirmer avec le QG. Avertissement!! La quantité (4 litre) du produit Huile de soja  consommée  par le ménage semble très élevé, prière de corriger ou confirmer avec le QG. Incohérence!! Dans ce ménage, chaque individus consomme par jour 35.22934 Kg  de cereale; Prière de revoir les quantités prises de ces produits. Incohérence!! Dans ce ménage, chaque individus consomme par jour 35.22934 Kg  de cereale; Prière de revoir les quantités prises de ces produits.</w:t>
       </w:r>
     </w:p>
     <w:p>
@@ -4767,6 +4601,10 @@
           <w:sz w:val="20"/>
         </w:rPr>
         <w:t xml:space="preserve">- Attention ! Bonbonne de gaz a été achété à 25000 Fcfa est relativement élevé par rapport aux autres prix d'achat observés dans cette zone. Prière de corriger ou de confirmer avec le QG. Attention ! Bonbonne de gaz a été revendu à 25000 Fcfa qui est relativement élevé par rapport aux autres prix de revente observés dans cette zone. Prière de corriger ou de confirmer avec le QG. </w:t>
+        <w:br/>
+        <w:t xml:space="preserve">- Attention ! Foyers améliorés a été achété à 5000 Fcfa est relativement faible par rapport aux autres prix d'achat observés dans cette zone. Prière de corriger ou de confirmer avec le QG. </w:t>
+        <w:br/>
+        <w:t xml:space="preserve">- Attention ! Téléphone portable a été revendu à 120000 Fcfa qui est relativement élevé par rapport aux autres prix de revente observés dans cette zone. Prière de corriger ou de confirmer avec le QG. </w:t>
         <w:br/>
         <w:t>- Attention ! Voiture personnelle a été revendu à 6000000 Fcfa qui est relativement élevé par rapport aux autres prix de revente observés dans cette zone. Prière de corriger ou de confirmer avec le QG.</w:t>
       </w:r>
@@ -5162,27 +5000,6 @@
           <w:color w:val="4672C4"/>
           <w:sz w:val="22"/>
         </w:rPr>
-        <w:t>&gt;&gt; Section1 - Caracteristiques des membres</w:t>
-      </w:r>
-    </w:p>
-    <w:p>
-      <w:pPr>
-        <w:ind w:left="283"/>
-      </w:pPr>
-      <w:r>
-        <w:rPr>
-          <w:sz w:val="20"/>
-        </w:rPr>
-        <w:t>- Attention ! Vous avez déclaré en s01q00 que le répondant est la personne elle-même, or SERIGNE FALLOU BA est trop jeune (9 ans) pour fournir des informations correctes. Prière de refaire la section 1 pour SERIGNE FALLOU BA en demandant à un adulte de répondre aux questions à sa place.</w:t>
-      </w:r>
-    </w:p>
-    <w:p>
-      <w:r>
-        <w:rPr>
-          <w:b/>
-          <w:color w:val="4672C4"/>
-          <w:sz w:val="22"/>
-        </w:rPr>
         <w:t>&gt;&gt; Section2 - Education</w:t>
       </w:r>
     </w:p>
@@ -5194,11 +5011,9 @@
         <w:rPr>
           <w:sz w:val="20"/>
         </w:rPr>
-        <w:t xml:space="preserve">- Peu probable! AMADOU BA  n'arrive pas  à comprendre un petit texte lu dans une langue locale (s02q03). Veuillez corriger ou donner des explications au QG. Dans les milieux urbains c'est peu probable de voir une école dont les élèves ou étudiants ne dépensent pas en frais d'uniformes, prière de verifier pour AMADOU BA et corriger ou confirmer avec le QG. </w:t>
+        <w:t xml:space="preserve">- Dans les milieux urbains c'est peu probable de voir une école dont les élèves ou étudiants ne dépensent pas en frais d'uniformes, prière de verifier pour AMADOU BA et corriger ou confirmer avec le QG. </w:t>
         <w:br/>
         <w:t xml:space="preserve">- Peu probable! BOUBACAR CAMARA BA  n'arrive pas  à comprendre un petit texte lu dans une langue locale (s02q03). Veuillez corriger ou donner des explications au QG. Dans les milieux urbains c'est peu probable de voir une école dont les élèves ou étudiants ne dépensent pas en frais d'uniformes, prière de verifier pour BOUBACAR CAMARA BA et corriger ou confirmer avec le QG. </w:t>
-        <w:br/>
-        <w:t xml:space="preserve">- Peu probable! EUMADI ALFA BA  n'arrive pas  à comprendre un petit texte lu dans une langue locale (s02q03). Veuillez corriger ou donner des explications au QG. </w:t>
         <w:br/>
         <w:t xml:space="preserve">- Peu probable! FATOU SENE  n'arrive pas  à comprendre un petit texte lu dans une langue locale (s02q03). Veuillez corriger ou donner des explications au QG. Peu probable! FATOU SENE  ne sait ni lire, ni écrire, ni comprendre dans aucune des langues  (s02q01,s02q02,s02q03). Veuillez corriger ou donner des explications au QG. </w:t>
         <w:br/>
@@ -5223,30 +5038,7 @@
         <w:rPr>
           <w:sz w:val="20"/>
         </w:rPr>
-        <w:t xml:space="preserve">- Attention ! Le nombre de jours que EUMADI ALFA BA a travaillés par mois semble être inférieur à 15. Veuillez, s'il vous plaît, confirmer cette information. </w:t>
-        <w:br/>
         <w:t>- Nombre de mois exercé par FATOU SENE dans l'emploi au cours des 12 derniers mois semble faible, veuillez corriger s'il vous plait ou comfirmer avec le QG.</w:t>
-      </w:r>
-    </w:p>
-    <w:p>
-      <w:r>
-        <w:rPr>
-          <w:b/>
-          <w:color w:val="4672C4"/>
-          <w:sz w:val="22"/>
-        </w:rPr>
-        <w:t>&gt;&gt; Section6 - Epargne et credit</w:t>
-      </w:r>
-    </w:p>
-    <w:p>
-      <w:pPr>
-        <w:ind w:left="283"/>
-      </w:pPr>
-      <w:r>
-        <w:rPr>
-          <w:sz w:val="20"/>
-        </w:rPr>
-        <w:t>- La  raison pourquoi BOUBACAR CAMARA BA n'a pas demandé de crédit auprès d'une institution financière au cours des 12 derniers mois est boubacar n'a même pas son propre téléphone portable et semble exister dans les modalités, prière de prendre attache avec le QG pour plus d'explication afin de la classer bien.</w:t>
       </w:r>
     </w:p>
     <w:p>
@@ -5267,7 +5059,7 @@
         <w:rPr>
           <w:sz w:val="20"/>
         </w:rPr>
-        <w:t>- Attention ! Le prix unitaire d'achat (175 Fcfa) de Pain moderne (Baguette) en miche (Moyen) est relativement élevé par rapport aux autres prix observés dans cette zone. Prière de corriger ou de confirmer avec le QG. Attention ! Le prix unitaire d'achat (25 Fcfa) de Citron en Pièce (Moyen) est relativement faible par rapport aux autres prix observés dans cette zone. Prière de corriger ou de confirmer avec le QG. Attention ! Le prix unitaire d'achat (25 Fcfa) de Poivre en Sachets (Tres petit) est relativement faible par rapport aux autres prix observés dans cette zone. Prière de corriger ou de confirmer avec le QG. Difficile de consommer le Sel en Sachets industriel Tres petit prière de verifier. Incohérence!! Dans ce ménage, chaque individus consomme par jour 55.90714 Kg  de cereale; Prière de revoir les quantités prises de ces produits.</w:t>
+        <w:t>- Attention ! Le prix unitaire d'achat (175 Fcfa) de Pain moderne (Baguette) en miche (Moyen) est relativement élevé par rapport aux autres prix observés dans cette zone. Prière de corriger ou de confirmer avec le QG. Attention ! Le prix unitaire d'achat (25 Fcfa) de Poivre en Sachets (Tres petit) est relativement faible par rapport aux autres prix observés dans cette zone. Prière de corriger ou de confirmer avec le QG. Attention ! Le prix unitaire d'achat (50 Fcfa) de Aubergine   en Morceau (Portion) (Petit) est relativement faible par rapport aux autres prix observés dans cette zone. Prière de corriger ou de confirmer avec le QG. Difficile de consommer le Sel en Sachets industriel Tres petit prière de verifier. Incohérence!! Dans ce ménage, chaque individus consomme par jour 90.25 Kg  de cereale; Prière de revoir les quantités prises de ces produits.</w:t>
       </w:r>
     </w:p>
     <w:p>
@@ -5309,7 +5101,7 @@
         <w:rPr>
           <w:sz w:val="20"/>
         </w:rPr>
-        <w:t>- Avertissement!! Le temps mis (en heure et en minute) pour s'approvisionner en eau de boisson une fois à la source est très élevé, prière de corriger ou confirmer avec le QG. Le temps mis (en heure et en minute) pour s'approvisionner en eau de boisson une fois à la source est  5 fois plus élevé que le temps mis (en minutes) pour se rendre à la principale source d'approvisionnement en eau de boisson, prière de corriger.</w:t>
+        <w:t>- Le temps mis (en heure et en minute) pour s'approvisionner en eau de boisson une fois à la source est  5 fois plus élevé que le temps mis (en minutes) pour se rendre à la principale source d'approvisionnement en eau de boisson, prière de corriger.</w:t>
       </w:r>
     </w:p>
     <w:p>
@@ -5687,21 +5479,17 @@
         <w:rPr>
           <w:sz w:val="20"/>
         </w:rPr>
-        <w:t xml:space="preserve">- Avertissement!!!  Assane Nguirane  possède un téléphone android mais dit n'avoir pas accès à l'internet, prière de confirmer cette information avec le QG ou la corriger. </w:t>
-        <w:br/>
-        <w:t xml:space="preserve">- Les informations sur l'acte de naissance (ni Jours, ni mois et ni années) de  Asmsatou Nguirane  manquent, s'il vous plait pouvez-vous fournir d'effort pour avoir ces informations. Le mois de l'enfant ( Asmsatou Nguirane ) n'est pas connu mais vous avez declaré en s01q04a le nombre de mois, prière de changer NSP au niveau de s01q03b. </w:t>
-        <w:br/>
         <w:t xml:space="preserve">- Les informations sur l'acte de naissance (ni Jours, ni mois et ni années) de  Astou Tall  manquent, s'il vous plait pouvez-vous fournir d'effort pour avoir ces informations. </w:t>
         <w:br/>
         <w:t xml:space="preserve">- Les informations sur l'acte de naissance (ni Jours, ni mois et ni années) de  El Hadj Nguirane  manquent, s'il vous plait pouvez-vous fournir d'effort pour avoir ces informations. </w:t>
         <w:br/>
         <w:t xml:space="preserve">- Les informations sur l'acte de naissance (ni Jours, ni mois et ni années) de  Fatou Dioum  manquent, s'il vous plait pouvez-vous fournir d'effort pour avoir ces informations. </w:t>
         <w:br/>
-        <w:t xml:space="preserve">- Les informations sur l'acte de naissance (ni Jours, ni mois et ni années) de  Khoudia Nguirane  manquent, s'il vous plait pouvez-vous fournir d'effort pour avoir ces informations. Attention ! Le montant (500 Fcfa) dépensé ou reçu en cadeau pour les recharges internet ou de forfaits de données mobiles(hors appels vocaux), aucours des 30 derniers jours de  Khoudia Nguirane est relativement faible par rapport aux autres montants depansés observés dans cette zone. Prière de corriger ou de confirmer avec le QG. </w:t>
+        <w:t xml:space="preserve">- Les informations sur l'acte de naissance (ni Jours, ni mois et ni années) de  Khoudia Nguirane  manquent, s'il vous plait pouvez-vous fournir d'effort pour avoir ces informations. </w:t>
         <w:br/>
         <w:t xml:space="preserve">- Les informations sur l'acte de naissance (ni Jours, ni mois et ni années) de  Mame Bousso Nguirane  manquent, s'il vous plait pouvez-vous fournir d'effort pour avoir ces informations. </w:t>
         <w:br/>
-        <w:t xml:space="preserve">- Les informations sur l'acte de naissance (ni Jours, ni mois et ni années) de  Mame Diarra Nguirane  manquent, s'il vous plait pouvez-vous fournir d'effort pour avoir ces informations. Incoherence! Le père de Mame Diarra Nguirane est trop jeune ou vieux pour avoir Mame Diarra Nguirane selon l'écart (15) d'âge entre lui et son père, prière de revoir l'âge de Mame Diarra Nguirane ou de son père. Dans le cas contraire rassurez vous que c'est bien son fils/fille biologique. Incoherence! La mère de Mame Diarra Nguirane est trop jeune ou vielle pour avoir Mame Diarra Nguirane selon l'écart (13) d'âge entre lui et sa mère, prière de revoir l'âge de Mame Diarra Nguirane ou de sa mère. Dans le cas contraire rassurez vous que c'est bien son fils/fille biologique. </w:t>
+        <w:t xml:space="preserve">- Les informations sur l'acte de naissance (ni Jours, ni mois et ni années) de  Mame Diarra Nguirane  manquent, s'il vous plait pouvez-vous fournir d'effort pour avoir ces informations. </w:t>
         <w:br/>
         <w:t xml:space="preserve">- Les informations sur l'acte de naissance (ni Jours, ni mois et ni années) de  Modou Nguirane  manquent, s'il vous plait pouvez-vous fournir d'effort pour avoir ces informations. </w:t>
         <w:br/>
@@ -5730,9 +5518,9 @@
         <w:rPr>
           <w:sz w:val="20"/>
         </w:rPr>
+        <w:t xml:space="preserve">- Dans les milieux urbains c'est peu probable de voir une école dont les élèves ou étudiants ne dépensent pas en frais d'uniformes, prière de verifier pour Mame Diarra Nguirane et corriger ou confirmer avec le QG. </w:t>
+        <w:br/>
         <w:t xml:space="preserve">- Incohérence!! Le niveau d'études le plus élevé atteint par Modou Nguirane est Secondaire Technique et Professionnel et le diplôme le plus elevé obtenu par Modou Nguirane est CEP. </w:t>
-        <w:br/>
-        <w:t xml:space="preserve">- Le montant des frais pour les cahiers et autres matériels scolaires pour l'année scolaire de Mame Diarra Nguirane est de 0 FCFA, Mame Diarra Nguirane a fait comment pour payer ces cahiers et autres matériels scolaires (SAC, stylo, craie, ardoise, crayon...) ? prière de corriger. Dans les milieux urbains c'est peu probable de voir une école dont les élèves ou étudiants ne dépensent pas en frais d'uniformes, prière de verifier pour Mame Diarra Nguirane et corriger ou confirmer avec le QG. </w:t>
         <w:br/>
         <w:t xml:space="preserve">- Peu probable! Assane Nguirane  n'arrive pas  à comprendre un petit texte lu dans une langue locale (s02q03). Veuillez corriger ou donner des explications au QG. Peu probable! Assane Nguirane  ne sait ni lire, ni écrire, ni comprendre dans aucune des langues  (s02q01,s02q02,s02q03). Veuillez corriger ou donner des explications au QG. </w:t>
         <w:br/>
@@ -5748,7 +5536,7 @@
         <w:br/>
         <w:t xml:space="preserve">- Peu probable! Mor Nguirane 2  n'arrive pas  à comprendre un petit texte lu dans une langue locale (s02q03). Veuillez corriger ou donner des explications au QG. Peu probable! Mor Nguirane 2  ne sait ni lire, ni écrire, ni comprendre dans aucune des langues  (s02q01,s02q02,s02q03). Veuillez corriger ou donner des explications au QG. </w:t>
         <w:br/>
-        <w:t>- Peu probable! Moustapha Nguirane  n'arrive pas  à comprendre un petit texte lu dans une langue locale (s02q03). Veuillez corriger ou donner des explications au QG. Peu probable! Moustapha Nguirane  ne sait ni lire, ni écrire, ni comprendre dans aucune des langues  (s02q01,s02q02,s02q03). Veuillez corriger ou donner des explications au QG. Peu plausible Moustapha Nguirane fréquente au minimum le fondamental 1 mais ne sait ni lire ni comprendre la langue française, prière de corriger ou de confirmer avec le QG merci. Le montant des frais pour les cahiers et autres matériels scolaires pour l'année scolaire de Moustapha Nguirane est de 0 FCFA, Moustapha Nguirane a fait comment pour payer ces cahiers et autres matériels scolaires (SAC, stylo, craie, ardoise, crayon...) ? prière de corriger. Dans les milieux urbains c'est peu probable de voir une école dont les élèves ou étudiants ne dépensent pas en frais d'uniformes, prière de verifier pour Moustapha Nguirane et corriger ou confirmer avec le QG.</w:t>
+        <w:t>- Peu probable! Moustapha Nguirane  n'arrive pas  à comprendre un petit texte lu dans une langue locale (s02q03). Veuillez corriger ou donner des explications au QG. Peu probable! Moustapha Nguirane  ne sait ni lire, ni écrire, ni comprendre dans aucune des langues  (s02q01,s02q02,s02q03). Veuillez corriger ou donner des explications au QG. Peu plausible Moustapha Nguirane fréquente au minimum le fondamental 1 mais ne sait ni lire ni comprendre la langue française, prière de corriger ou de confirmer avec le QG merci. Dans les milieux urbains c'est peu probable de voir une école dont les élèves ou étudiants ne dépensent pas en frais d'uniformes, prière de verifier pour Moustapha Nguirane et corriger ou confirmer avec le QG.</w:t>
       </w:r>
     </w:p>
     <w:p>
@@ -5790,9 +5578,7 @@
         <w:rPr>
           <w:sz w:val="20"/>
         </w:rPr>
-        <w:t xml:space="preserve">- Avertissement! Généralement les jeunes hommes (10 à 25ans) font des travaux ménager soit apprendre les enfants à reviser leurs léçons ou d'autres cours, El Hadj Nguirane n'a consacré aucune heure pour les travaux cités en s04q01, s04q02, s04q03, s04q04, s04q05, s04q06, s04q07 et s04q08.Prière de regarder pour corriger ou confirmer avec le QG. </w:t>
-        <w:br/>
-        <w:t>- Avertissement! Mame Diarra Nguirane n'a consacré aucune heure pour aucun des travaux du ménage, prière de regarder les réponses prises dans les questions (s04q01 s04q02 s04q03 s04q04 s04q05 s04q06 s04q07 s04q08).</w:t>
+        <w:t>- Avertissement! Généralement les jeunes hommes (10 à 25ans) font des travaux ménager soit apprendre les enfants à reviser leurs léçons ou d'autres cours, El Hadj Nguirane n'a consacré aucune heure pour les travaux cités en s04q01, s04q02, s04q03, s04q04, s04q05, s04q06, s04q07 et s04q08.Prière de regarder pour corriger ou confirmer avec le QG.</w:t>
       </w:r>
     </w:p>
     <w:p>
@@ -5814,8 +5600,6 @@
           <w:sz w:val="20"/>
         </w:rPr>
         <w:t xml:space="preserve">- || </w:t>
-        <w:br/>
-        <w:t xml:space="preserve">- </w:t>
         <w:br/>
         <w:t>- Nombre de mois exercé par Astou Tall dans l'emploi au cours des 12 derniers mois semble faible, veuillez corriger s'il vous plait ou comfirmer avec le QG.</w:t>
       </w:r>
@@ -5865,7 +5649,7 @@
         <w:rPr>
           <w:sz w:val="20"/>
         </w:rPr>
-        <w:t>- Attention ! Le prix unitaire d'achat (5000 Fcfa) de Sucre en poudre  en Kg (taille unique) est relativement élevé par rapport aux autres prix observés dans cette zone. Prière de corriger ou de confirmer avec le QG. Avertissement!!!Le ménage a consommé 64 Morceau (Portion) de Petit de Pain moderne (Baguette)  ce qui semble incoherent pour une consommation aucours des 7 derniers jours, prière de verifier et corriger. Incohérence!! Dans ce ménage, chaque individus consomme par jour 17.37345 Kg  de cereale; Prière de revoir les quantités prises de ces produits.</w:t>
+        <w:t>- Attention ! Le prix unitaire d'achat (5000 Fcfa) de Sucre en poudre  en Kg (taille unique) est relativement élevé par rapport aux autres prix observés dans cette zone. Prière de corriger ou de confirmer avec le QG. Avertissement!!!Le ménage a consommé 64 Morceau (Portion) de Petit de Pain moderne (Baguette)  ce qui semble incoherent pour une consommation aucours des 7 derniers jours, prière de verifier et corriger. Incohérence!! Dans ce ménage, chaque individus consomme par jour 33.84072 Kg  de cereale; Prière de revoir les quantités prises de ces produits.</w:t>
       </w:r>
     </w:p>
     <w:p>
@@ -5938,43 +5722,6 @@
           <w:color w:val="4672C4"/>
           <w:sz w:val="22"/>
         </w:rPr>
-        <w:t>&gt;&gt; Section12 - Actifs du menage</w:t>
-      </w:r>
-    </w:p>
-    <w:p>
-      <w:pPr>
-        <w:ind w:left="283"/>
-      </w:pPr>
-      <w:r>
-        <w:rPr>
-          <w:sz w:val="20"/>
-        </w:rPr>
-        <w:t xml:space="preserve">- Le prix d'achat de l'article  Antenne parabolique / décodeur ne doit pas être égal 0 même si le ménage l'a reçu en cadeau prière de leurs aider à faire une estimations. Le prix de revente de l'article  Antenne parabolique / décodeur ne doit pas être égal 0 même si le ménage l'a reçu en cadeau prière de leurs aider à faire une estimations. </w:t>
-        <w:br/>
-        <w:t xml:space="preserve">- Le prix d'achat de l'article  Matelas simple ne doit pas être égal 0 même si le ménage l'a reçu en cadeau prière de leurs aider à faire une estimations. Le prix de revente de l'article  Matelas simple ne doit pas être égal 0 même si le ménage l'a reçu en cadeau prière de leurs aider à faire une estimations. </w:t>
-        <w:br/>
-        <w:t xml:space="preserve">- Le prix d'achat de l'article  Réfrigérateur ne doit pas être égal 0 même si le ménage l'a reçu en cadeau prière de leurs aider à faire une estimations. Le prix de revente de l'article  Réfrigérateur ne doit pas être égal 0 même si le ménage l'a reçu en cadeau prière de leurs aider à faire une estimations. </w:t>
-        <w:br/>
-        <w:t xml:space="preserve">- Le prix de revente de l'article  Appareil TV ne doit pas être égal 0 même si le ménage l'a reçu en cadeau prière de leurs aider à faire une estimations. </w:t>
-        <w:br/>
-        <w:t xml:space="preserve">- Le prix de revente de l'article  Armoires et autres meubles ne doit pas être égal 0 même si le ménage l'a reçu en cadeau prière de leurs aider à faire une estimations. </w:t>
-        <w:br/>
-        <w:t xml:space="preserve">- Le prix de revente de l'article  Bonbonne de gaz ne doit pas être égal 0 même si le ménage l'a reçu en cadeau prière de leurs aider à faire une estimations. </w:t>
-        <w:br/>
-        <w:t xml:space="preserve">- Le prix de revente de l'article  Fer à repasser à charbon ne doit pas être égal 0 même si le ménage l'a reçu en cadeau prière de leurs aider à faire une estimations. </w:t>
-        <w:br/>
-        <w:t xml:space="preserve">- Le prix de revente de l'article  Moto/Vélomoteur/Tricycle à moteur ne doit pas être égal 0 même si le ménage l'a reçu en cadeau prière de leurs aider à faire une estimations. </w:t>
-        <w:br/>
-        <w:t>- Le prix de revente de l'article  Téléphone portable ne doit pas être égal 0 même si le ménage l'a reçu en cadeau prière de leurs aider à faire une estimations.</w:t>
-      </w:r>
-    </w:p>
-    <w:p>
-      <w:r>
-        <w:rPr>
-          <w:b/>
-          <w:color w:val="4672C4"/>
-          <w:sz w:val="22"/>
-        </w:rPr>
         <w:t>&gt;&gt; Section13a - Transferts recus</w:t>
       </w:r>
     </w:p>
@@ -6037,29 +5784,6 @@
           <w:sz w:val="20"/>
         </w:rPr>
         <w:t>- La section 16 du ménage de Assane Nguirane n'est pas renseigné, prière de renseigner.</w:t>
-      </w:r>
-    </w:p>
-    <w:p>
-      <w:r>
-        <w:rPr>
-          <w:b/>
-          <w:color w:val="4672C4"/>
-          <w:sz w:val="22"/>
-        </w:rPr>
-        <w:t>&gt;&gt; Section19 - Equipements agricoles</w:t>
-      </w:r>
-    </w:p>
-    <w:p>
-      <w:pPr>
-        <w:ind w:left="283"/>
-      </w:pPr>
-      <w:r>
-        <w:rPr>
-          <w:sz w:val="20"/>
-        </w:rPr>
-        <w:t xml:space="preserve">- Incohérence!! Le prix de revente de Abreuvoir / Mangeoire dans cette section 19 ne doit pas être égal 0 même si le ménage l'a reçu en cadeau prière de leurs aider à faire une estimation. </w:t>
-        <w:br/>
-        <w:t>- Incohérence!! Le prix de revente de Machette dans cette section 19 ne doit pas être égal 0 même si le ménage l'a reçu en cadeau prière de leurs aider à faire une estimation.</w:t>
       </w:r>
     </w:p>
     <w:p>
@@ -6520,7 +6244,7 @@
         <w:rPr>
           <w:sz w:val="20"/>
         </w:rPr>
-        <w:t>- Attention ! Le prix unitaire d'achat (200 Fcfa) de Poivre en Sachets (Moyen) est relativement élevé par rapport aux autres prix observés dans cette zone. Prière de corriger ou de confirmer avec le QG. Avertissement!! La quantité (3.5 litre) du produit Huile de soja  consommée  par le ménage semble très élevé, prière de corriger ou confirmer avec le QG. Avertissement!!! Le ménage a consommé 14 Sachets Petit de Mâchoiron séchée (Kon), cette quantité semble anormale pour une consommation des 7 derniers jours.Prière de corriger ou de confirmer avec le QG. Incohérence!! Dans ce ménage, chaque individus consomme par jour 2.228571 Kg  de cereale; Prière de revoir les quantités prises de ces produits.</w:t>
+        <w:t>- Attention ! Le prix unitaire d'achat (200 Fcfa) de Poivre en Sachets (Moyen) est relativement élevé par rapport aux autres prix observés dans cette zone. Prière de corriger ou de confirmer avec le QG. Avertissement!! La quantité (3.5 litre) du produit Huile de soja  consommée  par le ménage semble très élevé, prière de corriger ou confirmer avec le QG. Avertissement!!! Le ménage a consommé 14 Sachets Petit de Mâchoiron séchée (Kon), cette quantité semble anormale pour une consommation des 7 derniers jours.Prière de corriger ou de confirmer avec le QG. Incohérence!! Dans ce ménage, chaque individus consomme par jour 4.628572 Kg  de cereale; Prière de revoir les quantités prises de ces produits. Attention ! Soupçons de quantité anormale! Le ménage de SERIGNE MALICK DIOP avec une taille de 5 personnes a consommé 10.5 Kg en taille unique de Riz importé parfumé qui est relativement élevé comme consommation par rapport à la condition de vie des autres ménages de même taille dans cette zone. Prière de corriger ou de confirmer avec le QG.</w:t>
       </w:r>
     </w:p>
     <w:p>
@@ -6789,7 +6513,7 @@
               <w:rPr>
                 <w:sz w:val="14"/>
               </w:rPr>
-              <w:t>EQ12_enq3</w:t>
+              <w:t>EQ12_enq4</w:t>
             </w:r>
           </w:p>
         </w:tc>
@@ -6802,7 +6526,6 @@
               <w:rPr>
                 <w:sz w:val="14"/>
               </w:rPr>
-              <w:t>Equipe12</w:t>
             </w:r>
           </w:p>
         </w:tc>
@@ -6815,7 +6538,6 @@
               <w:rPr>
                 <w:sz w:val="14"/>
               </w:rPr>
-              <w:t>Astou Gawane FAYE</w:t>
             </w:r>
           </w:p>
         </w:tc>
@@ -6828,7 +6550,6 @@
               <w:rPr>
                 <w:sz w:val="14"/>
               </w:rPr>
-              <w:t>Talla NGOM</w:t>
             </w:r>
           </w:p>
         </w:tc>
@@ -7011,7 +6732,7 @@
         <w:br/>
         <w:t xml:space="preserve">- Peu probable! MBALLA WADJI  n'arrive pas  à comprendre un petit texte lu dans une langue locale (s02q03). Veuillez corriger ou donner des explications au QG. </w:t>
         <w:br/>
-        <w:t xml:space="preserve">- Peu probable! NDEYE ARAME GUEYE  n'arrive pas  à comprendre un petit texte lu dans une langue locale (s02q03). Veuillez corriger ou donner des explications au QG. Peu probable! NDEYE ARAME GUEYE  ne sait ni lire, ni écrire, ni comprendre dans aucune des langues  (s02q01,s02q02,s02q03). Veuillez corriger ou donner des explications au QG.  Incohérence ! le montant payé de NDEYE ARAME GUEYE pour les frais de scolarité est très faible. veuillez, s'il vous plait, confirmer ces informations avec le QG ou apporter les corrections nécessaires.  Incohérence ! seulement les écoles gouvermentales paient les cotisations (Gouvernement, communauté, ONG ou organisation humanitaire). veuillez, s'il vous plait, confirmer cette information de NDEYE ARAME GUEYE avec le QG ou apporter les corrections nécessaires. </w:t>
+        <w:t xml:space="preserve">- Peu probable! NDEYE ARAME GUEYE  n'arrive pas  à comprendre un petit texte lu dans une langue locale (s02q03). Veuillez corriger ou donner des explications au QG. Peu probable! NDEYE ARAME GUEYE  ne sait ni lire, ni écrire, ni comprendre dans aucune des langues  (s02q01,s02q02,s02q03). Veuillez corriger ou donner des explications au QG.  Incohérence ! le montant payé de NDEYE ARAME GUEYE pour les frais de scolarité est très faible. veuillez, s'il vous plait, confirmer ces informations avec le QG ou apporter les corrections nécessaires.  Incohérence ! seulement les écoles gouvermentales paient les cotisations (Gouvernement, communauté, ONG ou organisation humanitaire). veuillez, s'il vous plait, confirmer cette information de NDEYE ARAME GUEYE avec le QG ou apporter les corrections nécessaires. Attention ! Le frais de scolarité (5000 Fcfa) de NDEYE ARAME GUEYE en 1ére année de Maternelle est relativement faible par rapport aux autres frais de scolarités observés dans cette zone. Prière de corriger ou de confirmer avec le QG. </w:t>
         <w:br/>
         <w:t>- Peu probable! SERIGNE MODOU DIOP  n'arrive pas  à comprendre un petit texte lu dans une langue locale (s02q03). Veuillez corriger ou donner des explications au QG. Peu probable! SERIGNE MODOU DIOP  ne sait ni lire, ni écrire, ni comprendre dans aucune des langues  (s02q01,s02q02,s02q03). Veuillez corriger ou donner des explications au QG.</w:t>
       </w:r>
@@ -7076,8 +6797,6 @@
         <w:rPr>
           <w:sz w:val="20"/>
         </w:rPr>
-        <w:t xml:space="preserve">- Attention ! Le nombre de jours que AWA BOUSSO WADJ a travaillés par mois semble être inférieur à 15. Veuillez, s'il vous plaît, confirmer cette information. </w:t>
-        <w:br/>
         <w:t>- Attention ! Le nombre de jours que FATOU THIAM a travaillés par mois semble être inférieur à 15. Veuillez, s'il vous plaît, confirmer cette information.</w:t>
       </w:r>
     </w:p>
@@ -7099,7 +6818,7 @@
         <w:rPr>
           <w:sz w:val="20"/>
         </w:rPr>
-        <w:t>- Attention ! Le prix unitaire d'achat (700 Fcfa) de Sucre en poudre  en Kg (taille unique) est relativement élevé par rapport aux autres prix observés dans cette zone. Prière de corriger ou de confirmer avec le QG. Incohérence!! Dans ce ménage, chaque individus consomme par jour 33.52531 Kg  de cereale; Prière de revoir les quantités prises de ces produits.</w:t>
+        <w:t>- Attention ! Le prix unitaire d'achat (200 Fcfa) de Lait en poudre en Sachets (Petit) est relativement élevé par rapport aux autres prix observés dans cette zone. Prière de corriger ou de confirmer avec le QG. Attention ! Le prix unitaire d'achat (25 Fcfa) de Sel en Sachets (Tres petit) est relativement faible par rapport aux autres prix observés dans cette zone. Prière de corriger ou de confirmer avec le QG. Attention ! Le prix unitaire d'achat (50 Fcfa) de Aubergine   en Pièce (Petit) est relativement faible par rapport aux autres prix observés dans cette zone. Prière de corriger ou de confirmer avec le QG. Attention ! Le prix unitaire d'achat (700 Fcfa) de Sucre en poudre  en Kg (taille unique) est relativement élevé par rapport aux autres prix observés dans cette zone. Prière de corriger ou de confirmer avec le QG. Incohérence!! Dans ce ménage, chaque individus consomme par jour 86.37469 Kg  de cereale; Prière de revoir les quantités prises de ces produits.</w:t>
       </w:r>
     </w:p>
     <w:p>
@@ -7166,7 +6885,7 @@
         <w:br/>
         <w:t xml:space="preserve">- Avertissement !! L'âge de l'article  Lit dans ce ménages est très élevé (35), prière de corriger ou confirmer avec le QG. </w:t>
         <w:br/>
-        <w:t xml:space="preserve">- Avertissement !! L'âge de l'article  Matelas simple dans ce ménages est très élevé (35), prière de corriger ou confirmer avec le QG. Attention ! Matelas simple a été achété à 10000 Fcfa est relativement faible par rapport aux autres prix d'achat observés dans cette zone. Prière de corriger ou de confirmer avec le QG. </w:t>
+        <w:t xml:space="preserve">- Avertissement !! L'âge de l'article  Matelas simple dans ce ménages est très élevé (35), prière de corriger ou confirmer avec le QG. </w:t>
         <w:br/>
         <w:t xml:space="preserve">- Avertissement !! L'âge de l'article  Tapis dans ce ménages est très élevé (30), prière de corriger ou confirmer avec le QG. </w:t>
         <w:br/>
@@ -7569,10 +7288,6 @@
         <w:rPr>
           <w:sz w:val="20"/>
         </w:rPr>
-        <w:t xml:space="preserve">- Les informations sur l'acte de naissance (ni Jours, ni mois et ni années) de  Astou Wagne  manquent, s'il vous plait pouvez-vous fournir d'effort pour avoir ces informations. Le mois de l'enfant ( Astou Wagne ) n'est pas connu mais vous avez declaré en s01q04a le nombre de mois, prière de changer NSP au niveau de s01q03b. </w:t>
-        <w:br/>
-        <w:t xml:space="preserve">- Les informations sur l'acte de naissance (ni Jours, ni mois et ni années) de  Modou Gueye  manquent, s'il vous plait pouvez-vous fournir d'effort pour avoir ces informations. Le mois de l'enfant ( Modou Gueye ) n'est pas connu mais vous avez declaré en s01q04a le nombre de mois, prière de changer NSP au niveau de s01q03b. </w:t>
-        <w:br/>
         <w:t xml:space="preserve">- Les informations sur l'acte de naissance (ni Jours, ni mois et ni années) de  Méta Diack  manquent, s'il vous plait pouvez-vous fournir d'effort pour avoir ces informations. </w:t>
         <w:br/>
         <w:t>- Les informations sur l'acte de naissance (ni Jours, ni mois et ni années) de  Sadio Ndiaye  manquent, s'il vous plait pouvez-vous fournir d'effort pour avoir ces informations.</w:t>
@@ -7623,8 +7338,6 @@
         <w:rPr>
           <w:sz w:val="20"/>
         </w:rPr>
-        <w:t xml:space="preserve">- Le montant(100000 FCFA) des dépenses liées à l'accouchement de Ndeye Fatou Diack est faible ou élevé, prière de corriger. </w:t>
-        <w:br/>
         <w:t xml:space="preserve">- Le montant(15000 FCFA) des dépenses pour chaque visite prénatale de Sadio Ndiaye semble faible (voir nul) ou élevé, prière de corriger. </w:t>
         <w:br/>
         <w:t>- Le montant(400000 FCFA) des frais d'examens médicaux et des soins de Dame Gueye semble trop faible ou élevé, veuillez revoir ce montant.</w:t>
@@ -7715,7 +7428,7 @@
         <w:rPr>
           <w:sz w:val="20"/>
         </w:rPr>
-        <w:t>- Attention ! Le prix unitaire d'achat (50 Fcfa) de Sel en Sachets (Petit) est relativement faible par rapport aux autres prix observés dans cette zone. Prière de corriger ou de confirmer avec le QG. Attention ! Le prix unitaire d'achat (500 Fcfa) de Huile de soja  en Litre (taille unique) est relativement faible par rapport aux autres prix observés dans cette zone. Prière de corriger ou de confirmer avec le QG. Attention ! Le prix unitaire d'achat (700 Fcfa) de Oignon frais en Kg (taille unique) est relativement élevé par rapport aux autres prix observés dans cette zone. Prière de corriger ou de confirmer avec le QG. Incohérence!! Dans ce ménage, chaque individus consomme par jour 35.65047 Kg  de cereale; Prière de revoir les quantités prises de ces produits. Le prix d'achat unitaire (1 Fcfa) de Piment séché en Sachets de taille Tres petit  est invraisemblable, prière de regarder les reponses prises dans les questions s07bq07a s07bq07b s07bq07c s07bq08 pour mieux corriger. Attention ! Le prix unitaire d'achat (1 Fcfa) de Piment séché en Sachets (Tres petit) est relativement faible par rapport aux autres prix observés dans cette zone. Prière de corriger ou de confirmer avec le QG.</w:t>
+        <w:t>- Attention ! Le prix unitaire d'achat (100 Fcfa) de Poisson de mer séché (yayeboye) en Morceau (Portion) (Petit) est relativement faible par rapport aux autres prix observés dans cette zone. Prière de corriger ou de confirmer avec le QG. Attention ! Le prix unitaire d'achat (50 Fcfa) de Aubergine   en Pièce (Petit) est relativement faible par rapport aux autres prix observés dans cette zone. Prière de corriger ou de confirmer avec le QG. Attention ! Le prix unitaire d'achat (50 Fcfa) de Manioc en tubercules en Morceau (Portion) (Petit) est relativement faible par rapport aux autres prix observés dans cette zone. Prière de corriger ou de confirmer avec le QG. Attention ! Le prix unitaire d'achat (500 Fcfa) de Huile de soja  en Litre (taille unique) est relativement faible par rapport aux autres prix observés dans cette zone. Prière de corriger ou de confirmer avec le QG. Attention ! Le prix unitaire d'achat (700 Fcfa) de Oignon frais en Kg (taille unique) est relativement élevé par rapport aux autres prix observés dans cette zone. Prière de corriger ou de confirmer avec le QG. Attention ! Soupçons de quantité anormale! Le ménage de Daba Diop avec une taille de 6 personnes a consommé 2 Sachets en Petit de Sel qui est relativement élevé comme consommation par rapport à la condition de vie des autres ménages de même taille dans cette zone. Prière de corriger ou de confirmer avec le QG. Incohérence!! Dans ce ménage, chaque individus consomme par jour 63.52095 Kg  de cereale; Prière de revoir les quantités prises de ces produits. Le prix d'achat unitaire (1 Fcfa) de Piment séché en Sachets de taille Tres petit  est invraisemblable, prière de regarder les reponses prises dans les questions s07bq07a s07bq07b s07bq07c s07bq08 pour mieux corriger. Attention ! Le prix unitaire d'achat (1 Fcfa) de Piment séché en Sachets (Tres petit) est relativement faible par rapport aux autres prix observés dans cette zone. Prière de corriger ou de confirmer avec le QG.</w:t>
       </w:r>
     </w:p>
     <w:p>
@@ -7809,27 +7522,6 @@
           <w:color w:val="4672C4"/>
           <w:sz w:val="22"/>
         </w:rPr>
-        <w:t>&gt;&gt; Section10b - caracteristiques entreprise non agricole</w:t>
-      </w:r>
-    </w:p>
-    <w:p>
-      <w:pPr>
-        <w:ind w:left="283"/>
-      </w:pPr>
-      <w:r>
-        <w:rPr>
-          <w:sz w:val="20"/>
-        </w:rPr>
-        <w:t>- Le montant dépensé de L'entreprise revendeur de feraille pour l'achat de ces marchandises revendues en état, sans transformation ne peut être supérieur aux montants obtenus sur la revente de marchandises achetées et revendues en état au cours des 30 derniers jours ou durant le dernier mois où l'entreprise a fonctionné (s10q47 &gt; s10q46), prière de corriger.</w:t>
-      </w:r>
-    </w:p>
-    <w:p>
-      <w:r>
-        <w:rPr>
-          <w:b/>
-          <w:color w:val="4672C4"/>
-          <w:sz w:val="22"/>
-        </w:rPr>
         <w:t>&gt;&gt; Section11 - Caracteristiques logement</w:t>
       </w:r>
     </w:p>
@@ -7841,40 +7533,7 @@
         <w:rPr>
           <w:sz w:val="20"/>
         </w:rPr>
-        <w:t>- Le montant de la dernière facture d'eau avec la périodicité ne peut pas être égale à 0 ou est trop élevé, veuillez revoir la question s11q23a s'il vous plait. Avertissement!! le montant de la dernière  facture du dernier mois pour chaine de télévision par câble, satellite, TNT? (en FCFA) ne devrait pas égal à 0 ou est élevé, prière de corriger ou confirmer avec le QG.</w:t>
-      </w:r>
-    </w:p>
-    <w:p>
-      <w:r>
-        <w:rPr>
-          <w:b/>
-          <w:color w:val="4672C4"/>
-          <w:sz w:val="22"/>
-        </w:rPr>
-        <w:t>&gt;&gt; Section12 - Actifs du menage</w:t>
-      </w:r>
-    </w:p>
-    <w:p>
-      <w:pPr>
-        <w:ind w:left="283"/>
-      </w:pPr>
-      <w:r>
-        <w:rPr>
-          <w:sz w:val="20"/>
-        </w:rPr>
-        <w:t xml:space="preserve">- Le prix d'achat de l'article  Appareil TV ne doit pas être égal 0 même si le ménage l'a reçu en cadeau prière de leurs aider à faire une estimations. Le prix de revente de l'article  Appareil TV ne doit pas être égal 0 même si le ménage l'a reçu en cadeau prière de leurs aider à faire une estimations. </w:t>
-        <w:br/>
-        <w:t xml:space="preserve">- Le prix d'achat de l'article  Congélateur ne doit pas être égal 0 même si le ménage l'a reçu en cadeau prière de leurs aider à faire une estimations. Le prix de revente de l'article  Congélateur ne doit pas être égal 0 même si le ménage l'a reçu en cadeau prière de leurs aider à faire une estimations. </w:t>
-        <w:br/>
-        <w:t xml:space="preserve">- Le prix d'achat de l'article  Lit ne doit pas être égal 0 même si le ménage l'a reçu en cadeau prière de leurs aider à faire une estimations. Le prix de revente de l'article  Lit ne doit pas être égal 0 même si le ménage l'a reçu en cadeau prière de leurs aider à faire une estimations. </w:t>
-        <w:br/>
-        <w:t xml:space="preserve">- Le prix d'achat de l'article  Matelas simple ne doit pas être égal 0 même si le ménage l'a reçu en cadeau prière de leurs aider à faire une estimations. Le prix de revente de l'article  Matelas simple ne doit pas être égal 0 même si le ménage l'a reçu en cadeau prière de leurs aider à faire une estimations. </w:t>
-        <w:br/>
-        <w:t xml:space="preserve">- Le prix de revente de l'article  Armoires et autres meubles ne doit pas être égal 0 même si le ménage l'a reçu en cadeau prière de leurs aider à faire une estimations. </w:t>
-        <w:br/>
-        <w:t xml:space="preserve">- Le prix de revente de l'article  Téléphone portable ne doit pas être égal 0 même si le ménage l'a reçu en cadeau prière de leurs aider à faire une estimations. </w:t>
-        <w:br/>
-        <w:t>- Le prix de revente de l'article  Ventilateur sur pied ne doit pas être égal 0 même si le ménage l'a reçu en cadeau prière de leurs aider à faire une estimations.</w:t>
+        <w:t>- Avertissement!! le montant de la dernière  facture du dernier mois pour chaine de télévision par câble, satellite, TNT? (en FCFA) ne devrait pas égal à 0 ou est élevé, prière de corriger ou confirmer avec le QG.</w:t>
       </w:r>
     </w:p>
     <w:p>
